--- a/НУ ЦЕ ВЖЕ ПРЯМ САМ КУРСАЧ.docx
+++ b/НУ ЦЕ ВЖЕ ПРЯМ САМ КУРСАЧ.docx
@@ -2556,9 +2556,20 @@
           <w:lang w:eastAsia="uk-UA"/>
           <w14:ligatures w14:val="none"/>
         </w:rPr>
-        <w:t>проєкту:</w:t>
+        <w:t>проєкту</w:t>
       </w:r>
       <w:proofErr w:type="spellEnd"/>
+      <w:r>
+        <w:rPr>
+          <w:rFonts w:ascii="Times New Roman" w:eastAsia="Times New Roman" w:hAnsi="Times New Roman" w:cs="Times New Roman"/>
+          <w:kern w:val="0"/>
+          <w:sz w:val="28"/>
+          <w:szCs w:val="28"/>
+          <w:lang w:eastAsia="uk-UA"/>
+          <w14:ligatures w14:val="none"/>
+        </w:rPr>
+        <w:t>:</w:t>
+      </w:r>
     </w:p>
     <w:p>
       <w:pPr>
@@ -5809,12 +5820,2557 @@
     </w:p>
     <w:p>
       <w:pPr>
-        <w:rPr>
-          <w:rFonts w:ascii="Times New Roman" w:hAnsi="Times New Roman" w:cs="Times New Roman"/>
-          <w:sz w:val="24"/>
-          <w:szCs w:val="24"/>
-        </w:rPr>
-      </w:pPr>
+        <w:spacing w:after="0"/>
+        <w:rPr>
+          <w:rFonts w:ascii="Times New Roman" w:hAnsi="Times New Roman" w:cs="Times New Roman"/>
+          <w:sz w:val="24"/>
+          <w:szCs w:val="24"/>
+        </w:rPr>
+      </w:pPr>
+      <w:r>
+        <w:rPr>
+          <w:rFonts w:ascii="Times New Roman" w:hAnsi="Times New Roman" w:cs="Times New Roman"/>
+          <w:sz w:val="24"/>
+          <w:szCs w:val="24"/>
+        </w:rPr>
+        <w:br w:type="page"/>
+      </w:r>
+    </w:p>
+    <w:p>
+      <w:pPr>
+        <w:pStyle w:val="a4"/>
+        <w:numPr>
+          <w:ilvl w:val="0"/>
+          <w:numId w:val="2"/>
+        </w:numPr>
+        <w:spacing w:after="0"/>
+        <w:rPr>
+          <w:rFonts w:ascii="Times New Roman" w:hAnsi="Times New Roman" w:cs="Times New Roman"/>
+          <w:b/>
+          <w:bCs/>
+          <w:sz w:val="32"/>
+          <w:szCs w:val="32"/>
+        </w:rPr>
+      </w:pPr>
+      <w:r>
+        <w:rPr>
+          <w:rFonts w:ascii="Times New Roman" w:hAnsi="Times New Roman" w:cs="Times New Roman"/>
+          <w:b/>
+          <w:bCs/>
+          <w:sz w:val="32"/>
+          <w:szCs w:val="32"/>
+        </w:rPr>
+        <w:lastRenderedPageBreak/>
+        <w:t>ЗАГАЛЬНИЙ РОЗДІЛ</w:t>
+      </w:r>
+    </w:p>
+    <w:p>
+      <w:pPr>
+        <w:pStyle w:val="a4"/>
+        <w:numPr>
+          <w:ilvl w:val="1"/>
+          <w:numId w:val="2"/>
+        </w:numPr>
+        <w:spacing w:after="0"/>
+        <w:rPr>
+          <w:rFonts w:ascii="Times New Roman" w:eastAsia="Times New Roman" w:hAnsi="Times New Roman" w:cs="Times New Roman"/>
+          <w:b/>
+          <w:bCs/>
+          <w:kern w:val="0"/>
+          <w:sz w:val="24"/>
+          <w:szCs w:val="24"/>
+          <w:lang w:eastAsia="uk-UA"/>
+          <w14:ligatures w14:val="none"/>
+        </w:rPr>
+      </w:pPr>
+      <w:r>
+        <w:rPr>
+          <w:rFonts w:ascii="Times New Roman" w:hAnsi="Times New Roman" w:cs="Times New Roman"/>
+          <w:b/>
+          <w:bCs/>
+          <w:sz w:val="28"/>
+          <w:szCs w:val="28"/>
+        </w:rPr>
+        <w:t xml:space="preserve"> Постановка завдання</w:t>
+      </w:r>
+    </w:p>
+    <w:p>
+      <w:pPr>
+        <w:spacing w:after="0" w:line="360" w:lineRule="auto"/>
+        <w:ind w:firstLine="851"/>
+        <w:jc w:val="both"/>
+        <w:rPr>
+          <w:rFonts w:ascii="Times New Roman" w:eastAsia="Times New Roman" w:hAnsi="Times New Roman" w:cs="Times New Roman"/>
+          <w:kern w:val="0"/>
+          <w:sz w:val="28"/>
+          <w:szCs w:val="28"/>
+          <w:lang w:eastAsia="uk-UA"/>
+          <w14:ligatures w14:val="none"/>
+        </w:rPr>
+      </w:pPr>
+      <w:r>
+        <w:rPr>
+          <w:rFonts w:ascii="Times New Roman" w:eastAsia="Times New Roman" w:hAnsi="Times New Roman" w:cs="Times New Roman"/>
+          <w:kern w:val="0"/>
+          <w:sz w:val="28"/>
+          <w:szCs w:val="28"/>
+          <w:lang w:eastAsia="uk-UA"/>
+          <w14:ligatures w14:val="none"/>
+        </w:rPr>
+        <w:t>Веб-платформа для вивчення мов програмування в ігровій формі</w:t>
+      </w:r>
+    </w:p>
+    <w:p>
+      <w:pPr>
+        <w:spacing w:after="0" w:line="360" w:lineRule="auto"/>
+        <w:ind w:firstLine="851"/>
+        <w:jc w:val="both"/>
+        <w:rPr>
+          <w:rFonts w:ascii="Times New Roman" w:eastAsia="Times New Roman" w:hAnsi="Times New Roman" w:cs="Times New Roman"/>
+          <w:kern w:val="0"/>
+          <w:sz w:val="28"/>
+          <w:szCs w:val="28"/>
+          <w:lang w:eastAsia="uk-UA"/>
+          <w14:ligatures w14:val="none"/>
+        </w:rPr>
+      </w:pPr>
+      <w:r>
+        <w:rPr>
+          <w:rFonts w:ascii="Times New Roman" w:eastAsia="Times New Roman" w:hAnsi="Times New Roman" w:cs="Times New Roman"/>
+          <w:kern w:val="0"/>
+          <w:sz w:val="28"/>
+          <w:szCs w:val="28"/>
+          <w:lang w:eastAsia="uk-UA"/>
+          <w14:ligatures w14:val="none"/>
+        </w:rPr>
+        <w:t>Розробити веб-сайт для вивчення мов програмування. Реалізувати функціонал реєстрації користувачів із введенням імені, електронної пошти та пароля, а також прив’язку облікового запису до прогресу навчання користувача.</w:t>
+      </w:r>
+    </w:p>
+    <w:p>
+      <w:pPr>
+        <w:spacing w:after="0" w:line="360" w:lineRule="auto"/>
+        <w:ind w:firstLine="851"/>
+        <w:jc w:val="both"/>
+        <w:rPr>
+          <w:rFonts w:ascii="Times New Roman" w:eastAsia="Times New Roman" w:hAnsi="Times New Roman" w:cs="Times New Roman"/>
+          <w:kern w:val="0"/>
+          <w:sz w:val="28"/>
+          <w:szCs w:val="28"/>
+          <w:lang w:eastAsia="uk-UA"/>
+          <w14:ligatures w14:val="none"/>
+        </w:rPr>
+      </w:pPr>
+      <w:r>
+        <w:rPr>
+          <w:rFonts w:ascii="Times New Roman" w:eastAsia="Times New Roman" w:hAnsi="Times New Roman" w:cs="Times New Roman"/>
+          <w:kern w:val="0"/>
+          <w:sz w:val="28"/>
+          <w:szCs w:val="28"/>
+          <w:lang w:eastAsia="uk-UA"/>
+          <w14:ligatures w14:val="none"/>
+        </w:rPr>
+        <w:t xml:space="preserve">Створити сторінки навчальних завдань, що містять теоретичні матеріали, приклади коду, інтерактивні вправи та тести. Реалізувати можливість вибору курсу навчання залежно від мови програмування, яку користувач бажає вивчати. Додати систему нагород за проходження рівнів у вигляді </w:t>
+      </w:r>
+      <w:proofErr w:type="spellStart"/>
+      <w:r>
+        <w:rPr>
+          <w:rFonts w:ascii="Times New Roman" w:eastAsia="Times New Roman" w:hAnsi="Times New Roman" w:cs="Times New Roman"/>
+          <w:kern w:val="0"/>
+          <w:sz w:val="28"/>
+          <w:szCs w:val="28"/>
+          <w:lang w:eastAsia="uk-UA"/>
+          <w14:ligatures w14:val="none"/>
+        </w:rPr>
+        <w:t>внутрішньоігрової</w:t>
+      </w:r>
+      <w:proofErr w:type="spellEnd"/>
+      <w:r>
+        <w:rPr>
+          <w:rFonts w:ascii="Times New Roman" w:eastAsia="Times New Roman" w:hAnsi="Times New Roman" w:cs="Times New Roman"/>
+          <w:kern w:val="0"/>
+          <w:sz w:val="28"/>
+          <w:szCs w:val="28"/>
+          <w:lang w:eastAsia="uk-UA"/>
+          <w14:ligatures w14:val="none"/>
+        </w:rPr>
+        <w:t xml:space="preserve"> валюти, можливість придбання життів за ігрову валюту, механіку «вогника» (серії днів безперервного навчання) та можливість його відновлення за ігрову валюту.</w:t>
+      </w:r>
+    </w:p>
+    <w:p>
+      <w:pPr>
+        <w:spacing w:after="0" w:line="360" w:lineRule="auto"/>
+        <w:ind w:firstLine="851"/>
+        <w:jc w:val="both"/>
+        <w:rPr>
+          <w:rFonts w:ascii="Times New Roman" w:hAnsi="Times New Roman" w:cs="Times New Roman"/>
+          <w:b/>
+          <w:bCs/>
+          <w:sz w:val="28"/>
+          <w:szCs w:val="28"/>
+        </w:rPr>
+      </w:pPr>
+      <w:r>
+        <w:rPr>
+          <w:rFonts w:ascii="Times New Roman" w:eastAsia="Times New Roman" w:hAnsi="Times New Roman" w:cs="Times New Roman"/>
+          <w:kern w:val="0"/>
+          <w:sz w:val="28"/>
+          <w:szCs w:val="28"/>
+          <w:lang w:eastAsia="uk-UA"/>
+          <w14:ligatures w14:val="none"/>
+        </w:rPr>
+        <w:t>Передбачити систему миттєвої перевірки відповідей, пояснення допущених помилок і підрахунку правильних відповідей, де розмір нагороди залежить від відсотка успішно виконаних завдань.</w:t>
+      </w:r>
+    </w:p>
+    <w:p>
+      <w:pPr>
+        <w:pStyle w:val="a4"/>
+        <w:numPr>
+          <w:ilvl w:val="1"/>
+          <w:numId w:val="2"/>
+        </w:numPr>
+        <w:spacing w:after="0"/>
+        <w:rPr>
+          <w:rFonts w:ascii="Times New Roman" w:hAnsi="Times New Roman" w:cs="Times New Roman"/>
+          <w:b/>
+          <w:bCs/>
+          <w:sz w:val="28"/>
+          <w:szCs w:val="28"/>
+        </w:rPr>
+      </w:pPr>
+      <w:r>
+        <w:rPr>
+          <w:rFonts w:ascii="Times New Roman" w:hAnsi="Times New Roman" w:cs="Times New Roman"/>
+          <w:b/>
+          <w:bCs/>
+          <w:sz w:val="28"/>
+          <w:szCs w:val="28"/>
+        </w:rPr>
+        <w:t xml:space="preserve"> </w:t>
+      </w:r>
+      <w:r>
+        <w:rPr>
+          <w:rFonts w:ascii="Times New Roman" w:hAnsi="Times New Roman" w:cs="Times New Roman"/>
+          <w:b/>
+          <w:bCs/>
+          <w:sz w:val="28"/>
+          <w:szCs w:val="28"/>
+        </w:rPr>
+        <w:t>Опис вхідної інформації</w:t>
+      </w:r>
+    </w:p>
+    <w:p>
+      <w:pPr>
+        <w:pStyle w:val="a6"/>
+        <w:spacing w:before="0" w:beforeAutospacing="0" w:after="0" w:afterAutospacing="0" w:line="360" w:lineRule="auto"/>
+        <w:ind w:firstLine="851"/>
+        <w:jc w:val="both"/>
+        <w:rPr>
+          <w:sz w:val="28"/>
+          <w:szCs w:val="28"/>
+        </w:rPr>
+      </w:pPr>
+      <w:r>
+        <w:rPr>
+          <w:sz w:val="28"/>
+          <w:szCs w:val="28"/>
+        </w:rPr>
+        <w:t xml:space="preserve">На етапі </w:t>
+      </w:r>
+      <w:proofErr w:type="spellStart"/>
+      <w:r>
+        <w:rPr>
+          <w:sz w:val="28"/>
+          <w:szCs w:val="28"/>
+        </w:rPr>
+        <w:t>проєктування</w:t>
+      </w:r>
+      <w:proofErr w:type="spellEnd"/>
+      <w:r>
+        <w:rPr>
+          <w:sz w:val="28"/>
+          <w:szCs w:val="28"/>
+        </w:rPr>
+        <w:t xml:space="preserve"> веб-платформи важливо визначити, які саме дані вводитиме користувач. Це дозволяє закласти основу для подальшої реалізації інтерфейсу, логіки обробки інформації та структури бази даних. Основна вхідна інформація умовно поділяється на два типи: персональні дані користувача та дані, пов’язані з навчальним процесом.</w:t>
+      </w:r>
+    </w:p>
+    <w:p>
+      <w:pPr>
+        <w:pStyle w:val="a6"/>
+        <w:spacing w:before="0" w:beforeAutospacing="0" w:after="0" w:afterAutospacing="0" w:line="360" w:lineRule="auto"/>
+        <w:ind w:firstLine="851"/>
+        <w:jc w:val="both"/>
+        <w:rPr>
+          <w:sz w:val="28"/>
+          <w:szCs w:val="28"/>
+        </w:rPr>
+      </w:pPr>
+      <w:r>
+        <w:rPr>
+          <w:sz w:val="28"/>
+          <w:szCs w:val="28"/>
+        </w:rPr>
+        <w:t>Інформація про користувача включає такі поля: ім’я, що використовується для персоналізації взаємодії; електронна пошта, яка є унікальним ідентифікатором для входу в систему; пароль для забезпечення безпеки облікового запису; а також, за потреби, аватар профілю для візуальної ідентифікації.</w:t>
+      </w:r>
+    </w:p>
+    <w:p>
+      <w:pPr>
+        <w:pStyle w:val="a6"/>
+        <w:spacing w:before="0" w:beforeAutospacing="0" w:after="0" w:afterAutospacing="0" w:line="360" w:lineRule="auto"/>
+        <w:ind w:firstLine="851"/>
+        <w:jc w:val="both"/>
+        <w:rPr>
+          <w:sz w:val="28"/>
+          <w:szCs w:val="28"/>
+        </w:rPr>
+      </w:pPr>
+      <w:r>
+        <w:rPr>
+          <w:sz w:val="28"/>
+          <w:szCs w:val="28"/>
+        </w:rPr>
+        <w:t xml:space="preserve">Щодо навчального процесу, користувач взаємодіє з навчальними матеріалами, які включають теоретичні блоки, приклади коду та практичні завдання. Для кожного завдання передбачається введення відповіді (наприклад, тексту коду або варіанту відповіді у тестах), що є основним елементом взаємодії з платформою. До кожного завдання можуть бути прив’язані додаткові </w:t>
+      </w:r>
+      <w:r>
+        <w:rPr>
+          <w:sz w:val="28"/>
+          <w:szCs w:val="28"/>
+        </w:rPr>
+        <w:lastRenderedPageBreak/>
+        <w:t>характеристики: тип завдання (тест, практична вправа), рівень складності, тема або розділ курсу.</w:t>
+      </w:r>
+    </w:p>
+    <w:p>
+      <w:pPr>
+        <w:pStyle w:val="a6"/>
+        <w:spacing w:before="0" w:beforeAutospacing="0" w:after="0" w:afterAutospacing="0" w:line="360" w:lineRule="auto"/>
+        <w:ind w:firstLine="851"/>
+        <w:jc w:val="both"/>
+        <w:rPr>
+          <w:sz w:val="28"/>
+          <w:szCs w:val="28"/>
+        </w:rPr>
+      </w:pPr>
+      <w:r>
+        <w:rPr>
+          <w:sz w:val="28"/>
+          <w:szCs w:val="28"/>
+        </w:rPr>
+        <w:t xml:space="preserve">Також зберігається інформація про результати виконання завдань: правильність відповіді, кількість спроб, отримані бали або </w:t>
+      </w:r>
+      <w:proofErr w:type="spellStart"/>
+      <w:r>
+        <w:rPr>
+          <w:sz w:val="28"/>
+          <w:szCs w:val="28"/>
+        </w:rPr>
+        <w:t>внутрішньоігрова</w:t>
+      </w:r>
+      <w:proofErr w:type="spellEnd"/>
+      <w:r>
+        <w:rPr>
+          <w:sz w:val="28"/>
+          <w:szCs w:val="28"/>
+        </w:rPr>
+        <w:t xml:space="preserve"> валюта. Окремо враховується прогрес користувача — пройдені рівні, серія безперервного навчання («вогник»), кількість доступних «життів» та інші показники активності.</w:t>
+      </w:r>
+    </w:p>
+    <w:p>
+      <w:pPr>
+        <w:pStyle w:val="a6"/>
+        <w:spacing w:before="0" w:beforeAutospacing="0" w:after="0" w:afterAutospacing="0" w:line="360" w:lineRule="auto"/>
+        <w:ind w:firstLine="851"/>
+        <w:jc w:val="both"/>
+        <w:rPr>
+          <w:sz w:val="28"/>
+          <w:szCs w:val="28"/>
+        </w:rPr>
+      </w:pPr>
+      <w:r>
+        <w:rPr>
+          <w:sz w:val="28"/>
+          <w:szCs w:val="28"/>
+        </w:rPr>
+        <w:t>Крім того, передбачено можливість вибору курсу відповідно до мови програмування. Користувач може проходити різні модулі, кожен з яких містить набір завдань, об’єднаних спільною темою. Це дозволяє структурувати навчальний процес та забезпечити поступове засвоєння матеріалу.</w:t>
+      </w:r>
+    </w:p>
+    <w:p>
+      <w:pPr>
+        <w:pStyle w:val="a4"/>
+        <w:numPr>
+          <w:ilvl w:val="1"/>
+          <w:numId w:val="2"/>
+        </w:numPr>
+        <w:spacing w:after="0"/>
+        <w:rPr>
+          <w:rFonts w:ascii="Times New Roman" w:hAnsi="Times New Roman" w:cs="Times New Roman"/>
+          <w:b/>
+          <w:bCs/>
+          <w:sz w:val="28"/>
+          <w:szCs w:val="28"/>
+        </w:rPr>
+      </w:pPr>
+      <w:r>
+        <w:rPr>
+          <w:rFonts w:ascii="Times New Roman" w:hAnsi="Times New Roman" w:cs="Times New Roman"/>
+          <w:b/>
+          <w:bCs/>
+          <w:sz w:val="28"/>
+          <w:szCs w:val="28"/>
+        </w:rPr>
+        <w:t xml:space="preserve"> </w:t>
+      </w:r>
+      <w:r>
+        <w:rPr>
+          <w:rFonts w:ascii="Times New Roman" w:hAnsi="Times New Roman" w:cs="Times New Roman"/>
+          <w:b/>
+          <w:bCs/>
+          <w:sz w:val="28"/>
+          <w:szCs w:val="28"/>
+        </w:rPr>
+        <w:t>Опис результуючої інформації</w:t>
+      </w:r>
+    </w:p>
+    <w:p>
+      <w:pPr>
+        <w:pStyle w:val="a6"/>
+        <w:spacing w:before="0" w:beforeAutospacing="0" w:after="0" w:afterAutospacing="0" w:line="360" w:lineRule="auto"/>
+        <w:ind w:firstLine="851"/>
+        <w:jc w:val="both"/>
+        <w:rPr>
+          <w:sz w:val="28"/>
+          <w:szCs w:val="28"/>
+        </w:rPr>
+      </w:pPr>
+      <w:r>
+        <w:rPr>
+          <w:sz w:val="28"/>
+          <w:szCs w:val="28"/>
+        </w:rPr>
+        <w:t>У результаті роботи веб-платформи для вивчення мов програмування на екран виводиться наступна інформація:</w:t>
+      </w:r>
+    </w:p>
+    <w:p>
+      <w:pPr>
+        <w:pStyle w:val="a6"/>
+        <w:spacing w:before="0" w:beforeAutospacing="0" w:after="0" w:afterAutospacing="0" w:line="360" w:lineRule="auto"/>
+        <w:ind w:firstLine="851"/>
+        <w:jc w:val="both"/>
+        <w:rPr>
+          <w:sz w:val="28"/>
+          <w:szCs w:val="28"/>
+        </w:rPr>
+      </w:pPr>
+      <w:r>
+        <w:rPr>
+          <w:sz w:val="28"/>
+          <w:szCs w:val="28"/>
+        </w:rPr>
+        <w:t>Перед початком роботи користувач повинен створити обліковий запис або увійти до вже існуючого. У профілі користувача відображаються його персональні дані (ім’я, електронна пошта), а також основна інформація про навчальний прогрес. Дані вводяться вручну та зберігаються у базі даних.</w:t>
+      </w:r>
+    </w:p>
+    <w:p>
+      <w:pPr>
+        <w:pStyle w:val="a6"/>
+        <w:spacing w:before="0" w:beforeAutospacing="0" w:after="0" w:afterAutospacing="0" w:line="360" w:lineRule="auto"/>
+        <w:ind w:firstLine="851"/>
+        <w:jc w:val="both"/>
+        <w:rPr>
+          <w:sz w:val="28"/>
+          <w:szCs w:val="28"/>
+        </w:rPr>
+      </w:pPr>
+      <w:r>
+        <w:rPr>
+          <w:sz w:val="28"/>
+          <w:szCs w:val="28"/>
+        </w:rPr>
+        <w:t>На головній сторінці платформи відображається список доступних курсів. Користувач може обрати мову програмування та переглядати відповідні навчальні модулі. Кожен курс містить теми, теоретичні матеріали, приклади коду та інтерактивні завдання.</w:t>
+      </w:r>
+    </w:p>
+    <w:p>
+      <w:pPr>
+        <w:pStyle w:val="a6"/>
+        <w:spacing w:before="0" w:beforeAutospacing="0" w:after="0" w:afterAutospacing="0" w:line="360" w:lineRule="auto"/>
+        <w:ind w:firstLine="851"/>
+        <w:jc w:val="both"/>
+        <w:rPr>
+          <w:sz w:val="28"/>
+          <w:szCs w:val="28"/>
+        </w:rPr>
+      </w:pPr>
+      <w:r>
+        <w:rPr>
+          <w:sz w:val="28"/>
+          <w:szCs w:val="28"/>
+        </w:rPr>
+        <w:t>Користувач має можливість проходити навчальні завдання, вводячи відповіді у відповідні поля або обираючи варіанти у тестах. Після виконання завдання система здійснює миттєву перевірку та виводить результат: правильність відповіді, пояснення помилок і рекомендації щодо покращення.</w:t>
+      </w:r>
+    </w:p>
+    <w:p>
+      <w:pPr>
+        <w:pStyle w:val="a6"/>
+        <w:spacing w:before="0" w:beforeAutospacing="0" w:after="0" w:afterAutospacing="0" w:line="360" w:lineRule="auto"/>
+        <w:ind w:firstLine="851"/>
+        <w:jc w:val="both"/>
+        <w:rPr>
+          <w:sz w:val="28"/>
+          <w:szCs w:val="28"/>
+        </w:rPr>
+      </w:pPr>
+      <w:r>
+        <w:rPr>
+          <w:sz w:val="28"/>
+          <w:szCs w:val="28"/>
+        </w:rPr>
+        <w:t>Пройдені завдання та модулі зберігаються у системі та відображаються у вигляді прогресу користувача. Для зручності передбачено сторінку з переглядом результатів, де користувач може бачити виконані завдання, відсоток правильних відповідей та загальний рівень успішності.</w:t>
+      </w:r>
+    </w:p>
+    <w:p>
+      <w:pPr>
+        <w:pStyle w:val="a6"/>
+        <w:spacing w:before="0" w:beforeAutospacing="0" w:after="0" w:afterAutospacing="0" w:line="360" w:lineRule="auto"/>
+        <w:ind w:firstLine="851"/>
+        <w:jc w:val="both"/>
+        <w:rPr>
+          <w:sz w:val="28"/>
+          <w:szCs w:val="28"/>
+        </w:rPr>
+      </w:pPr>
+      <w:r>
+        <w:rPr>
+          <w:sz w:val="28"/>
+          <w:szCs w:val="28"/>
+        </w:rPr>
+        <w:t xml:space="preserve">Також платформа реалізує елементи </w:t>
+      </w:r>
+      <w:proofErr w:type="spellStart"/>
+      <w:r>
+        <w:rPr>
+          <w:sz w:val="28"/>
+          <w:szCs w:val="28"/>
+        </w:rPr>
+        <w:t>гейміфікації</w:t>
+      </w:r>
+      <w:proofErr w:type="spellEnd"/>
+      <w:r>
+        <w:rPr>
+          <w:sz w:val="28"/>
+          <w:szCs w:val="28"/>
+        </w:rPr>
+        <w:t>:</w:t>
+      </w:r>
+    </w:p>
+    <w:p>
+      <w:pPr>
+        <w:pStyle w:val="a6"/>
+        <w:spacing w:before="0" w:beforeAutospacing="0" w:after="0" w:afterAutospacing="0" w:line="360" w:lineRule="auto"/>
+        <w:ind w:firstLine="851"/>
+        <w:jc w:val="both"/>
+        <w:rPr>
+          <w:sz w:val="28"/>
+          <w:szCs w:val="28"/>
+        </w:rPr>
+      </w:pPr>
+      <w:r>
+        <w:rPr>
+          <w:sz w:val="28"/>
+          <w:szCs w:val="28"/>
+        </w:rPr>
+        <w:lastRenderedPageBreak/>
+        <w:t xml:space="preserve">– нарахування </w:t>
+      </w:r>
+      <w:proofErr w:type="spellStart"/>
+      <w:r>
+        <w:rPr>
+          <w:sz w:val="28"/>
+          <w:szCs w:val="28"/>
+        </w:rPr>
+        <w:t>внутрішньоігрової</w:t>
+      </w:r>
+      <w:proofErr w:type="spellEnd"/>
+      <w:r>
+        <w:rPr>
+          <w:sz w:val="28"/>
+          <w:szCs w:val="28"/>
+        </w:rPr>
+        <w:t xml:space="preserve"> валюти за успішне виконання завдань;</w:t>
+      </w:r>
+    </w:p>
+    <w:p>
+      <w:pPr>
+        <w:pStyle w:val="a6"/>
+        <w:spacing w:before="0" w:beforeAutospacing="0" w:after="0" w:afterAutospacing="0" w:line="360" w:lineRule="auto"/>
+        <w:ind w:firstLine="851"/>
+        <w:jc w:val="both"/>
+        <w:rPr>
+          <w:sz w:val="28"/>
+          <w:szCs w:val="28"/>
+        </w:rPr>
+      </w:pPr>
+      <w:r>
+        <w:rPr>
+          <w:sz w:val="28"/>
+          <w:szCs w:val="28"/>
+        </w:rPr>
+        <w:t>– відображення кількості «життів», що зменшуються при помилках;</w:t>
+      </w:r>
+    </w:p>
+    <w:p>
+      <w:pPr>
+        <w:pStyle w:val="a6"/>
+        <w:spacing w:before="0" w:beforeAutospacing="0" w:after="0" w:afterAutospacing="0" w:line="360" w:lineRule="auto"/>
+        <w:ind w:firstLine="851"/>
+        <w:jc w:val="both"/>
+        <w:rPr>
+          <w:sz w:val="28"/>
+          <w:szCs w:val="28"/>
+        </w:rPr>
+      </w:pPr>
+      <w:r>
+        <w:rPr>
+          <w:sz w:val="28"/>
+          <w:szCs w:val="28"/>
+        </w:rPr>
+        <w:t>– механіку «вогника» (серії днів безперервного навчання);</w:t>
+      </w:r>
+    </w:p>
+    <w:p>
+      <w:pPr>
+        <w:pStyle w:val="a6"/>
+        <w:spacing w:before="0" w:beforeAutospacing="0" w:after="0" w:afterAutospacing="0" w:line="360" w:lineRule="auto"/>
+        <w:ind w:firstLine="851"/>
+        <w:jc w:val="both"/>
+        <w:rPr>
+          <w:sz w:val="28"/>
+          <w:szCs w:val="28"/>
+        </w:rPr>
+      </w:pPr>
+      <w:r>
+        <w:rPr>
+          <w:sz w:val="28"/>
+          <w:szCs w:val="28"/>
+        </w:rPr>
+        <w:t>– можливість відновлення «життів» або «вогника» за ігрову валюту.</w:t>
+      </w:r>
+    </w:p>
+    <w:p>
+      <w:pPr>
+        <w:pStyle w:val="a6"/>
+        <w:spacing w:before="0" w:beforeAutospacing="0" w:after="0" w:afterAutospacing="0" w:line="360" w:lineRule="auto"/>
+        <w:ind w:firstLine="851"/>
+        <w:jc w:val="both"/>
+        <w:rPr>
+          <w:sz w:val="28"/>
+          <w:szCs w:val="28"/>
+        </w:rPr>
+      </w:pPr>
+      <w:r>
+        <w:rPr>
+          <w:sz w:val="28"/>
+          <w:szCs w:val="28"/>
+        </w:rPr>
+        <w:t>У розділі статистики відображається:</w:t>
+      </w:r>
+    </w:p>
+    <w:p>
+      <w:pPr>
+        <w:pStyle w:val="a6"/>
+        <w:spacing w:before="0" w:beforeAutospacing="0" w:after="0" w:afterAutospacing="0" w:line="360" w:lineRule="auto"/>
+        <w:ind w:firstLine="851"/>
+        <w:jc w:val="both"/>
+        <w:rPr>
+          <w:sz w:val="28"/>
+          <w:szCs w:val="28"/>
+        </w:rPr>
+      </w:pPr>
+      <w:r>
+        <w:rPr>
+          <w:sz w:val="28"/>
+          <w:szCs w:val="28"/>
+        </w:rPr>
+        <w:t>– кількість виконаних завдань;</w:t>
+      </w:r>
+    </w:p>
+    <w:p>
+      <w:pPr>
+        <w:pStyle w:val="a6"/>
+        <w:spacing w:before="0" w:beforeAutospacing="0" w:after="0" w:afterAutospacing="0" w:line="360" w:lineRule="auto"/>
+        <w:ind w:firstLine="851"/>
+        <w:jc w:val="both"/>
+        <w:rPr>
+          <w:sz w:val="28"/>
+          <w:szCs w:val="28"/>
+        </w:rPr>
+      </w:pPr>
+      <w:r>
+        <w:rPr>
+          <w:sz w:val="28"/>
+          <w:szCs w:val="28"/>
+        </w:rPr>
+        <w:t>– відсоток правильних відповідей;</w:t>
+      </w:r>
+    </w:p>
+    <w:p>
+      <w:pPr>
+        <w:pStyle w:val="a6"/>
+        <w:spacing w:before="0" w:beforeAutospacing="0" w:after="0" w:afterAutospacing="0" w:line="360" w:lineRule="auto"/>
+        <w:ind w:firstLine="851"/>
+        <w:jc w:val="both"/>
+        <w:rPr>
+          <w:sz w:val="28"/>
+          <w:szCs w:val="28"/>
+        </w:rPr>
+      </w:pPr>
+      <w:r>
+        <w:rPr>
+          <w:sz w:val="28"/>
+          <w:szCs w:val="28"/>
+        </w:rPr>
+        <w:t>– поточна серія навчання («вогник»);</w:t>
+      </w:r>
+    </w:p>
+    <w:p>
+      <w:pPr>
+        <w:pStyle w:val="a6"/>
+        <w:spacing w:before="0" w:beforeAutospacing="0" w:after="0" w:afterAutospacing="0" w:line="360" w:lineRule="auto"/>
+        <w:ind w:firstLine="851"/>
+        <w:jc w:val="both"/>
+        <w:rPr>
+          <w:sz w:val="28"/>
+          <w:szCs w:val="28"/>
+        </w:rPr>
+      </w:pPr>
+      <w:r>
+        <w:rPr>
+          <w:sz w:val="28"/>
+          <w:szCs w:val="28"/>
+        </w:rPr>
+        <w:t>– активність користувача за певний період.</w:t>
+      </w:r>
+    </w:p>
+    <w:p>
+      <w:pPr>
+        <w:pStyle w:val="a6"/>
+        <w:spacing w:before="0" w:beforeAutospacing="0" w:after="0" w:afterAutospacing="0" w:line="360" w:lineRule="auto"/>
+        <w:ind w:firstLine="851"/>
+        <w:jc w:val="both"/>
+        <w:rPr>
+          <w:sz w:val="28"/>
+          <w:szCs w:val="28"/>
+        </w:rPr>
+      </w:pPr>
+      <w:r>
+        <w:rPr>
+          <w:sz w:val="28"/>
+          <w:szCs w:val="28"/>
+        </w:rPr>
+        <w:t>Вся інформація про користувачів, курси, результати виконання завдань і статистику зберігається у базі даних та використовується для подальшого аналізу і відображення.</w:t>
+      </w:r>
+    </w:p>
+    <w:p>
+      <w:pPr>
+        <w:pStyle w:val="a6"/>
+        <w:spacing w:before="0" w:beforeAutospacing="0" w:after="0" w:afterAutospacing="0" w:line="360" w:lineRule="auto"/>
+        <w:ind w:firstLine="851"/>
+        <w:jc w:val="both"/>
+        <w:rPr>
+          <w:sz w:val="28"/>
+          <w:szCs w:val="28"/>
+        </w:rPr>
+      </w:pPr>
+      <w:r>
+        <w:rPr>
+          <w:sz w:val="28"/>
+          <w:szCs w:val="28"/>
+        </w:rPr>
+        <w:t>Таким чином, кінцевий користувач отримує зручний інструмент для вивчення мов програмування, може проходити курси, виконувати завдання, відстежувати свій прогрес і підтримувати мотивацію завдяки ігровим елементам.</w:t>
+      </w:r>
+    </w:p>
+    <w:p>
+      <w:pPr>
+        <w:pStyle w:val="a4"/>
+        <w:numPr>
+          <w:ilvl w:val="1"/>
+          <w:numId w:val="2"/>
+        </w:numPr>
+        <w:spacing w:after="0"/>
+        <w:rPr>
+          <w:rFonts w:ascii="Times New Roman" w:hAnsi="Times New Roman" w:cs="Times New Roman"/>
+          <w:b/>
+          <w:bCs/>
+          <w:sz w:val="28"/>
+          <w:szCs w:val="28"/>
+        </w:rPr>
+      </w:pPr>
+      <w:r>
+        <w:rPr>
+          <w:rFonts w:ascii="Times New Roman" w:hAnsi="Times New Roman" w:cs="Times New Roman"/>
+          <w:b/>
+          <w:bCs/>
+          <w:sz w:val="28"/>
+          <w:szCs w:val="28"/>
+        </w:rPr>
+        <w:t xml:space="preserve"> </w:t>
+      </w:r>
+      <w:r>
+        <w:rPr>
+          <w:rFonts w:ascii="Times New Roman" w:hAnsi="Times New Roman" w:cs="Times New Roman"/>
+          <w:b/>
+          <w:bCs/>
+          <w:sz w:val="28"/>
+          <w:szCs w:val="28"/>
+        </w:rPr>
+        <w:t>Стадії та етапи розробки задачі</w:t>
+      </w:r>
+    </w:p>
+    <w:p>
+      <w:pPr>
+        <w:pStyle w:val="a6"/>
+        <w:spacing w:before="0" w:beforeAutospacing="0" w:after="0" w:afterAutospacing="0" w:line="360" w:lineRule="auto"/>
+        <w:ind w:firstLine="851"/>
+        <w:jc w:val="both"/>
+        <w:rPr>
+          <w:sz w:val="28"/>
+          <w:szCs w:val="28"/>
+        </w:rPr>
+      </w:pPr>
+      <w:r>
+        <w:rPr>
+          <w:sz w:val="28"/>
+          <w:szCs w:val="28"/>
+        </w:rPr>
+        <w:t>Розробка веб-платформи для вивчення мов програмування в ігровій формі проходила через основні етапи життєвого циклу програмного забезпечення. За основу обрано каскадну (</w:t>
+      </w:r>
+      <w:proofErr w:type="spellStart"/>
+      <w:r>
+        <w:rPr>
+          <w:sz w:val="28"/>
+          <w:szCs w:val="28"/>
+        </w:rPr>
+        <w:t>waterfall</w:t>
+      </w:r>
+      <w:proofErr w:type="spellEnd"/>
+      <w:r>
+        <w:rPr>
+          <w:sz w:val="28"/>
+          <w:szCs w:val="28"/>
+        </w:rPr>
+        <w:t>) модель розробки, яка визначає послідовність стадій від аналізу вимог до впровадження та супроводу готового продукту.</w:t>
+      </w:r>
+    </w:p>
+    <w:p>
+      <w:pPr>
+        <w:pStyle w:val="a6"/>
+        <w:spacing w:before="0" w:beforeAutospacing="0" w:after="0" w:afterAutospacing="0" w:line="360" w:lineRule="auto"/>
+        <w:ind w:firstLine="851"/>
+        <w:jc w:val="both"/>
+        <w:rPr>
+          <w:sz w:val="28"/>
+          <w:szCs w:val="28"/>
+        </w:rPr>
+      </w:pPr>
+      <w:r>
+        <w:rPr>
+          <w:sz w:val="28"/>
+          <w:szCs w:val="28"/>
+        </w:rPr>
+        <w:t>На етапі аналізу проведено збір та систематизацію вимог до майбутньої платформи. Визначено основні функціональні можливості:</w:t>
+      </w:r>
+    </w:p>
+    <w:p>
+      <w:pPr>
+        <w:pStyle w:val="a6"/>
+        <w:spacing w:before="0" w:beforeAutospacing="0" w:after="0" w:afterAutospacing="0" w:line="360" w:lineRule="auto"/>
+        <w:ind w:firstLine="851"/>
+        <w:jc w:val="both"/>
+        <w:rPr>
+          <w:sz w:val="28"/>
+          <w:szCs w:val="28"/>
+        </w:rPr>
+      </w:pPr>
+      <w:r>
+        <w:rPr>
+          <w:sz w:val="28"/>
+          <w:szCs w:val="28"/>
+        </w:rPr>
+        <w:t>– реєстрація та авторизація користувачів;</w:t>
+      </w:r>
+    </w:p>
+    <w:p>
+      <w:pPr>
+        <w:pStyle w:val="a6"/>
+        <w:spacing w:before="0" w:beforeAutospacing="0" w:after="0" w:afterAutospacing="0" w:line="360" w:lineRule="auto"/>
+        <w:ind w:firstLine="851"/>
+        <w:jc w:val="both"/>
+        <w:rPr>
+          <w:sz w:val="28"/>
+          <w:szCs w:val="28"/>
+        </w:rPr>
+      </w:pPr>
+      <w:r>
+        <w:rPr>
+          <w:sz w:val="28"/>
+          <w:szCs w:val="28"/>
+        </w:rPr>
+        <w:t>– вибір мови програмування та навчального курсу;</w:t>
+      </w:r>
+    </w:p>
+    <w:p>
+      <w:pPr>
+        <w:pStyle w:val="a6"/>
+        <w:spacing w:before="0" w:beforeAutospacing="0" w:after="0" w:afterAutospacing="0" w:line="360" w:lineRule="auto"/>
+        <w:ind w:firstLine="851"/>
+        <w:jc w:val="both"/>
+        <w:rPr>
+          <w:sz w:val="28"/>
+          <w:szCs w:val="28"/>
+        </w:rPr>
+      </w:pPr>
+      <w:r>
+        <w:rPr>
+          <w:sz w:val="28"/>
+          <w:szCs w:val="28"/>
+        </w:rPr>
+        <w:t>– перегляд теоретичних матеріалів і прикладів коду;</w:t>
+      </w:r>
+    </w:p>
+    <w:p>
+      <w:pPr>
+        <w:pStyle w:val="a6"/>
+        <w:spacing w:before="0" w:beforeAutospacing="0" w:after="0" w:afterAutospacing="0" w:line="360" w:lineRule="auto"/>
+        <w:ind w:firstLine="851"/>
+        <w:jc w:val="both"/>
+        <w:rPr>
+          <w:sz w:val="28"/>
+          <w:szCs w:val="28"/>
+        </w:rPr>
+      </w:pPr>
+      <w:r>
+        <w:rPr>
+          <w:sz w:val="28"/>
+          <w:szCs w:val="28"/>
+        </w:rPr>
+        <w:t>– виконання інтерактивних завдань і тестів</w:t>
+      </w:r>
+    </w:p>
+    <w:p>
+      <w:pPr>
+        <w:pStyle w:val="a6"/>
+        <w:spacing w:before="0" w:beforeAutospacing="0" w:after="0" w:afterAutospacing="0" w:line="360" w:lineRule="auto"/>
+        <w:ind w:firstLine="851"/>
+        <w:jc w:val="both"/>
+        <w:rPr>
+          <w:sz w:val="28"/>
+          <w:szCs w:val="28"/>
+        </w:rPr>
+      </w:pPr>
+      <w:r>
+        <w:rPr>
+          <w:sz w:val="28"/>
+          <w:szCs w:val="28"/>
+        </w:rPr>
+        <w:t>– автоматична перевірка відповідей з поясненням помилок;</w:t>
+      </w:r>
+    </w:p>
+    <w:p>
+      <w:pPr>
+        <w:pStyle w:val="a6"/>
+        <w:spacing w:before="0" w:beforeAutospacing="0" w:after="0" w:afterAutospacing="0" w:line="360" w:lineRule="auto"/>
+        <w:ind w:firstLine="851"/>
+        <w:jc w:val="both"/>
+        <w:rPr>
+          <w:sz w:val="28"/>
+          <w:szCs w:val="28"/>
+        </w:rPr>
+      </w:pPr>
+      <w:r>
+        <w:rPr>
+          <w:sz w:val="28"/>
+          <w:szCs w:val="28"/>
+        </w:rPr>
+        <w:t>– реалізація системи нагород (</w:t>
+      </w:r>
+      <w:proofErr w:type="spellStart"/>
+      <w:r>
+        <w:rPr>
+          <w:sz w:val="28"/>
+          <w:szCs w:val="28"/>
+        </w:rPr>
+        <w:t>внутрішньоігрова</w:t>
+      </w:r>
+      <w:proofErr w:type="spellEnd"/>
+      <w:r>
+        <w:rPr>
+          <w:sz w:val="28"/>
+          <w:szCs w:val="28"/>
+        </w:rPr>
+        <w:t xml:space="preserve"> валюта, «життя», «вогник»);</w:t>
+      </w:r>
+    </w:p>
+    <w:p>
+      <w:pPr>
+        <w:pStyle w:val="a6"/>
+        <w:spacing w:before="0" w:beforeAutospacing="0" w:after="0" w:afterAutospacing="0" w:line="360" w:lineRule="auto"/>
+        <w:ind w:firstLine="851"/>
+        <w:jc w:val="both"/>
+        <w:rPr>
+          <w:sz w:val="28"/>
+          <w:szCs w:val="28"/>
+        </w:rPr>
+      </w:pPr>
+      <w:r>
+        <w:rPr>
+          <w:sz w:val="28"/>
+          <w:szCs w:val="28"/>
+        </w:rPr>
+        <w:t>– збереження прогресу користувача;</w:t>
+      </w:r>
+    </w:p>
+    <w:p>
+      <w:pPr>
+        <w:pStyle w:val="a6"/>
+        <w:spacing w:before="0" w:beforeAutospacing="0" w:after="0" w:afterAutospacing="0" w:line="360" w:lineRule="auto"/>
+        <w:ind w:firstLine="851"/>
+        <w:jc w:val="both"/>
+        <w:rPr>
+          <w:sz w:val="28"/>
+          <w:szCs w:val="28"/>
+        </w:rPr>
+      </w:pPr>
+      <w:r>
+        <w:rPr>
+          <w:sz w:val="28"/>
+          <w:szCs w:val="28"/>
+        </w:rPr>
+        <w:t>– формування та відображення статистики результатів навчання.</w:t>
+      </w:r>
+    </w:p>
+    <w:p>
+      <w:pPr>
+        <w:pStyle w:val="a6"/>
+        <w:spacing w:before="0" w:beforeAutospacing="0" w:after="0" w:afterAutospacing="0" w:line="360" w:lineRule="auto"/>
+        <w:ind w:firstLine="851"/>
+        <w:jc w:val="both"/>
+        <w:rPr>
+          <w:sz w:val="28"/>
+          <w:szCs w:val="28"/>
+        </w:rPr>
+      </w:pPr>
+      <w:r>
+        <w:rPr>
+          <w:sz w:val="28"/>
+          <w:szCs w:val="28"/>
+        </w:rPr>
+        <w:lastRenderedPageBreak/>
+        <w:t xml:space="preserve">На стадії </w:t>
+      </w:r>
+      <w:proofErr w:type="spellStart"/>
+      <w:r>
+        <w:rPr>
+          <w:sz w:val="28"/>
+          <w:szCs w:val="28"/>
+        </w:rPr>
+        <w:t>проєктування</w:t>
+      </w:r>
+      <w:proofErr w:type="spellEnd"/>
+      <w:r>
+        <w:rPr>
+          <w:sz w:val="28"/>
+          <w:szCs w:val="28"/>
+        </w:rPr>
+        <w:t xml:space="preserve"> створено структуру бази даних для збереження інформації про користувачів, курси, завдання та результати їх виконання. Також розроблено основні сторінки платформи та налагоджено їхню взаємодію: головна сторінка, сторінка курсів, навчальні матеріали, сторінка виконання завдань, профіль користувача та розділ статистики. Створено макети інтерфейсу з урахуванням принципів зручності використання та інтуїтивної навігації.</w:t>
+      </w:r>
+    </w:p>
+    <w:p>
+      <w:pPr>
+        <w:pStyle w:val="a6"/>
+        <w:spacing w:before="0" w:beforeAutospacing="0" w:after="0" w:afterAutospacing="0" w:line="360" w:lineRule="auto"/>
+        <w:ind w:firstLine="851"/>
+        <w:jc w:val="both"/>
+        <w:rPr>
+          <w:sz w:val="28"/>
+          <w:szCs w:val="28"/>
+        </w:rPr>
+      </w:pPr>
+      <w:r>
+        <w:rPr>
+          <w:sz w:val="28"/>
+          <w:szCs w:val="28"/>
+        </w:rPr>
+        <w:t>На етапі реалізації передбачено розробку функціоналу створення облікового запису користувача з можливістю збереження основної інформації. Реалізується механізм відображення навчальних матеріалів і виконання завдань із введенням відповідей користувачем. Передбачено впровадження системи миттєвої перевірки відповідей та виведення результатів із поясненням помилок.</w:t>
+      </w:r>
+    </w:p>
+    <w:p>
+      <w:pPr>
+        <w:pStyle w:val="a6"/>
+        <w:spacing w:before="0" w:beforeAutospacing="0" w:after="0" w:afterAutospacing="0" w:line="360" w:lineRule="auto"/>
+        <w:ind w:firstLine="851"/>
+        <w:jc w:val="both"/>
+        <w:rPr>
+          <w:sz w:val="28"/>
+          <w:szCs w:val="28"/>
+        </w:rPr>
+      </w:pPr>
+      <w:r>
+        <w:rPr>
+          <w:sz w:val="28"/>
+          <w:szCs w:val="28"/>
+        </w:rPr>
+        <w:t xml:space="preserve">Окрема увага приділяється реалізації </w:t>
+      </w:r>
+      <w:proofErr w:type="spellStart"/>
+      <w:r>
+        <w:rPr>
+          <w:sz w:val="28"/>
+          <w:szCs w:val="28"/>
+        </w:rPr>
+        <w:t>гейміфікації</w:t>
+      </w:r>
+      <w:proofErr w:type="spellEnd"/>
+      <w:r>
+        <w:rPr>
+          <w:sz w:val="28"/>
+          <w:szCs w:val="28"/>
+        </w:rPr>
+        <w:t xml:space="preserve">: нарахуванню </w:t>
+      </w:r>
+      <w:proofErr w:type="spellStart"/>
+      <w:r>
+        <w:rPr>
+          <w:sz w:val="28"/>
+          <w:szCs w:val="28"/>
+        </w:rPr>
+        <w:t>внутрішньоігрової</w:t>
+      </w:r>
+      <w:proofErr w:type="spellEnd"/>
+      <w:r>
+        <w:rPr>
+          <w:sz w:val="28"/>
+          <w:szCs w:val="28"/>
+        </w:rPr>
+        <w:t xml:space="preserve"> валюти, обліку «життів» та </w:t>
+      </w:r>
+      <w:proofErr w:type="spellStart"/>
+      <w:r>
+        <w:rPr>
+          <w:sz w:val="28"/>
+          <w:szCs w:val="28"/>
+        </w:rPr>
+        <w:t>механіці</w:t>
+      </w:r>
+      <w:proofErr w:type="spellEnd"/>
+      <w:r>
+        <w:rPr>
+          <w:sz w:val="28"/>
+          <w:szCs w:val="28"/>
+        </w:rPr>
+        <w:t xml:space="preserve"> «вогника», що стимулює регулярне навчання. Також реалізується збереження прогресу користувача та відображення результатів у вигляді статистики.</w:t>
+      </w:r>
+    </w:p>
+    <w:p>
+      <w:pPr>
+        <w:pStyle w:val="a6"/>
+        <w:spacing w:before="0" w:beforeAutospacing="0" w:after="0" w:afterAutospacing="0" w:line="360" w:lineRule="auto"/>
+        <w:ind w:firstLine="851"/>
+        <w:jc w:val="both"/>
+        <w:rPr>
+          <w:sz w:val="28"/>
+          <w:szCs w:val="28"/>
+        </w:rPr>
+      </w:pPr>
+      <w:r>
+        <w:rPr>
+          <w:sz w:val="28"/>
+          <w:szCs w:val="28"/>
+        </w:rPr>
+        <w:t>Передбачено динамічне оновлення даних на сторінках платформи для підвищення зручності користування, а збереження та обробка інформації здійснюється за допомогою бази даних.</w:t>
+      </w:r>
+    </w:p>
+    <w:p>
+      <w:pPr>
+        <w:pStyle w:val="a6"/>
+        <w:spacing w:before="0" w:beforeAutospacing="0" w:after="0" w:afterAutospacing="0" w:line="360" w:lineRule="auto"/>
+        <w:ind w:firstLine="851"/>
+        <w:jc w:val="both"/>
+        <w:rPr>
+          <w:sz w:val="28"/>
+          <w:szCs w:val="28"/>
+        </w:rPr>
+      </w:pPr>
+      <w:r>
+        <w:rPr>
+          <w:sz w:val="28"/>
+          <w:szCs w:val="28"/>
+        </w:rPr>
+        <w:t>На стадії тестування платформа проходить перевірку коректності основних функцій, зокрема реєстрації користувачів, відображення курсів, виконання завдань та перевірки відповідей. Особливу увагу приділено обробці помилок введення та стабільності роботи системи в різних сценаріях використання.</w:t>
+      </w:r>
+    </w:p>
+    <w:p>
+      <w:pPr>
+        <w:pStyle w:val="a6"/>
+        <w:spacing w:before="0" w:beforeAutospacing="0" w:after="0" w:afterAutospacing="0" w:line="360" w:lineRule="auto"/>
+        <w:ind w:firstLine="851"/>
+        <w:jc w:val="both"/>
+        <w:rPr>
+          <w:sz w:val="28"/>
+          <w:szCs w:val="28"/>
+        </w:rPr>
+      </w:pPr>
+      <w:r>
+        <w:rPr>
+          <w:sz w:val="28"/>
+          <w:szCs w:val="28"/>
+        </w:rPr>
+        <w:t>Після завершення розробки платформа буде підготовлена до використання у веб-браузері. На етапі впровадження також передбачається можливість розширення функціоналу, зокрема вдосконалення системи статистики та додавання нових курсів.</w:t>
+      </w:r>
+    </w:p>
+    <w:p>
+      <w:pPr>
+        <w:pStyle w:val="a6"/>
+        <w:spacing w:before="0" w:beforeAutospacing="0" w:after="0" w:afterAutospacing="0" w:line="360" w:lineRule="auto"/>
+        <w:ind w:firstLine="851"/>
+        <w:jc w:val="both"/>
+        <w:rPr>
+          <w:sz w:val="28"/>
+          <w:szCs w:val="28"/>
+        </w:rPr>
+      </w:pPr>
+      <w:r>
+        <w:rPr>
+          <w:sz w:val="28"/>
+          <w:szCs w:val="28"/>
+        </w:rPr>
+        <w:t xml:space="preserve">Після впровадження планується подальше вдосконалення платформи, що включатиме оптимізацію продуктивності, покращення інтерфейсу користувача, розширення функціональних можливостей, а також виправлення виявлених </w:t>
+      </w:r>
+      <w:r>
+        <w:rPr>
+          <w:sz w:val="28"/>
+          <w:szCs w:val="28"/>
+        </w:rPr>
+        <w:lastRenderedPageBreak/>
+        <w:t>помилок. Крім того, буде здійснено перевірку коректності збереження та обробки даних для забезпечення надійності та стабільності роботи системи.</w:t>
+      </w:r>
+    </w:p>
+    <w:p>
+      <w:pPr>
+        <w:pStyle w:val="a4"/>
+        <w:numPr>
+          <w:ilvl w:val="1"/>
+          <w:numId w:val="2"/>
+        </w:numPr>
+        <w:rPr>
+          <w:rFonts w:ascii="Times New Roman" w:hAnsi="Times New Roman" w:cs="Times New Roman"/>
+          <w:b/>
+          <w:bCs/>
+          <w:sz w:val="28"/>
+          <w:szCs w:val="28"/>
+        </w:rPr>
+      </w:pPr>
+      <w:r>
+        <w:rPr>
+          <w:rFonts w:ascii="Times New Roman" w:hAnsi="Times New Roman" w:cs="Times New Roman"/>
+          <w:b/>
+          <w:bCs/>
+          <w:sz w:val="28"/>
+          <w:szCs w:val="28"/>
+        </w:rPr>
+        <w:t xml:space="preserve"> </w:t>
+      </w:r>
+      <w:r>
+        <w:rPr>
+          <w:rFonts w:ascii="Times New Roman" w:hAnsi="Times New Roman" w:cs="Times New Roman"/>
+          <w:b/>
+          <w:bCs/>
+          <w:sz w:val="28"/>
+          <w:szCs w:val="28"/>
+        </w:rPr>
+        <w:t>Опис існуючих методів та рішень</w:t>
+      </w:r>
+    </w:p>
+    <w:p>
+      <w:pPr>
+        <w:pStyle w:val="a6"/>
+        <w:spacing w:before="0" w:beforeAutospacing="0" w:after="0" w:afterAutospacing="0" w:line="360" w:lineRule="auto"/>
+        <w:ind w:firstLine="851"/>
+        <w:jc w:val="both"/>
+        <w:rPr>
+          <w:sz w:val="28"/>
+          <w:szCs w:val="28"/>
+        </w:rPr>
+      </w:pPr>
+      <w:r>
+        <w:rPr>
+          <w:sz w:val="28"/>
+          <w:szCs w:val="28"/>
+        </w:rPr>
+        <w:t xml:space="preserve">Перед тим як приступити до створення веб-платформи </w:t>
+      </w:r>
+      <w:proofErr w:type="spellStart"/>
+      <w:r>
+        <w:rPr>
+          <w:sz w:val="28"/>
+          <w:szCs w:val="28"/>
+        </w:rPr>
+        <w:t>CodeLingo</w:t>
+      </w:r>
+      <w:proofErr w:type="spellEnd"/>
+      <w:r>
+        <w:rPr>
+          <w:sz w:val="28"/>
+          <w:szCs w:val="28"/>
+        </w:rPr>
+        <w:t>, було проведено детальний аналіз існуючих рішень у сфері онлайн-навчання програмуванню для виявлення сильних і слабких сторін конкурентів. Аналіз охоплював вибір архітектурного підходу, технологій розробки, середовища виконання, а також визначення ключових функціональних можливостей, які забезпечать конкурентоспроможність продукту.</w:t>
+      </w:r>
+    </w:p>
+    <w:p>
+      <w:pPr>
+        <w:pStyle w:val="a6"/>
+        <w:spacing w:before="0" w:beforeAutospacing="0" w:after="0" w:afterAutospacing="0" w:line="360" w:lineRule="auto"/>
+        <w:ind w:firstLine="851"/>
+        <w:jc w:val="both"/>
+        <w:rPr>
+          <w:sz w:val="28"/>
+          <w:szCs w:val="28"/>
+        </w:rPr>
+      </w:pPr>
+      <w:r>
+        <w:rPr>
+          <w:sz w:val="28"/>
+          <w:szCs w:val="28"/>
+        </w:rPr>
+        <w:t xml:space="preserve">Одним із найвідоміших прикладів є платформа </w:t>
+      </w:r>
+      <w:proofErr w:type="spellStart"/>
+      <w:r>
+        <w:rPr>
+          <w:sz w:val="28"/>
+          <w:szCs w:val="28"/>
+        </w:rPr>
+        <w:t>Duolingo</w:t>
+      </w:r>
+      <w:proofErr w:type="spellEnd"/>
+      <w:r>
+        <w:rPr>
+          <w:sz w:val="28"/>
+          <w:szCs w:val="28"/>
+        </w:rPr>
+        <w:t xml:space="preserve">, яка використовує ігровий підхід до навчання. У </w:t>
+      </w:r>
+      <w:proofErr w:type="spellStart"/>
+      <w:r>
+        <w:rPr>
+          <w:sz w:val="28"/>
+          <w:szCs w:val="28"/>
+        </w:rPr>
+        <w:t>Duolingo</w:t>
+      </w:r>
+      <w:proofErr w:type="spellEnd"/>
+      <w:r>
+        <w:rPr>
+          <w:sz w:val="28"/>
+          <w:szCs w:val="28"/>
+        </w:rPr>
+        <w:t xml:space="preserve"> реалізовано систему рівнів, щоденних серій («вогник»), нагород, інтерактивних вправ і миттєвого зворотного зв’язку. Саме ці ідеї стали основою для визначення функціоналу </w:t>
+      </w:r>
+      <w:proofErr w:type="spellStart"/>
+      <w:r>
+        <w:rPr>
+          <w:sz w:val="28"/>
+          <w:szCs w:val="28"/>
+        </w:rPr>
+        <w:t>CodeLingo</w:t>
+      </w:r>
+      <w:proofErr w:type="spellEnd"/>
+      <w:r>
+        <w:rPr>
+          <w:sz w:val="28"/>
+          <w:szCs w:val="28"/>
+        </w:rPr>
+        <w:t>, який спрямований на вивчення мов програмування та розширює можливості користувача за рахунок більш глибокої роботи з кодом, детального аналізу помилок та розширеної статистики навчання.</w:t>
+      </w:r>
+    </w:p>
+    <w:p>
+      <w:pPr>
+        <w:pStyle w:val="a6"/>
+        <w:spacing w:before="0" w:beforeAutospacing="0" w:after="0" w:afterAutospacing="0" w:line="360" w:lineRule="auto"/>
+        <w:ind w:firstLine="851"/>
+        <w:jc w:val="both"/>
+        <w:rPr>
+          <w:sz w:val="28"/>
+          <w:szCs w:val="28"/>
+        </w:rPr>
+      </w:pPr>
+      <w:r>
+        <w:rPr>
+          <w:sz w:val="28"/>
+          <w:szCs w:val="28"/>
+        </w:rPr>
+        <w:t>Таким чином, аналіз існуючих платформ дозволив сформувати чітке бачення майбутнього продукту та визначити напрями його удосконалення.</w:t>
+      </w:r>
+    </w:p>
+    <w:p>
+      <w:pPr>
+        <w:pStyle w:val="a6"/>
+        <w:spacing w:before="0" w:beforeAutospacing="0" w:after="0" w:afterAutospacing="0" w:line="360" w:lineRule="auto"/>
+        <w:ind w:firstLine="851"/>
+        <w:jc w:val="center"/>
+        <w:rPr>
+          <w:i/>
+          <w:iCs/>
+          <w:sz w:val="28"/>
+          <w:szCs w:val="28"/>
+        </w:rPr>
+      </w:pPr>
+      <w:r>
+        <w:rPr>
+          <w:i/>
+          <w:iCs/>
+          <w:sz w:val="28"/>
+          <w:szCs w:val="28"/>
+        </w:rPr>
+        <w:t xml:space="preserve">Я чуть пізніше </w:t>
+      </w:r>
+      <w:proofErr w:type="spellStart"/>
+      <w:r>
+        <w:rPr>
+          <w:i/>
+          <w:iCs/>
+          <w:sz w:val="28"/>
+          <w:szCs w:val="28"/>
+        </w:rPr>
+        <w:t>сюда</w:t>
+      </w:r>
+      <w:proofErr w:type="spellEnd"/>
+      <w:r>
+        <w:rPr>
+          <w:i/>
+          <w:iCs/>
+          <w:sz w:val="28"/>
+          <w:szCs w:val="28"/>
+        </w:rPr>
+        <w:t xml:space="preserve"> вставлю малюнок</w:t>
+      </w:r>
+    </w:p>
+    <w:p>
+      <w:pPr>
+        <w:pStyle w:val="a6"/>
+        <w:spacing w:before="0" w:beforeAutospacing="0" w:after="0" w:afterAutospacing="0" w:line="360" w:lineRule="auto"/>
+        <w:ind w:firstLine="851"/>
+        <w:jc w:val="center"/>
+        <w:rPr>
+          <w:i/>
+          <w:iCs/>
+          <w:sz w:val="28"/>
+          <w:szCs w:val="28"/>
+        </w:rPr>
+      </w:pPr>
+      <w:r>
+        <w:rPr>
+          <w:i/>
+          <w:iCs/>
+          <w:sz w:val="28"/>
+          <w:szCs w:val="28"/>
+        </w:rPr>
+        <w:t xml:space="preserve">Рисунок 1.1 – Головна сторінка </w:t>
+      </w:r>
+      <w:proofErr w:type="spellStart"/>
+      <w:r>
+        <w:rPr>
+          <w:i/>
+          <w:iCs/>
+          <w:sz w:val="28"/>
+          <w:szCs w:val="28"/>
+        </w:rPr>
+        <w:t>Duolingo</w:t>
+      </w:r>
+      <w:proofErr w:type="spellEnd"/>
+    </w:p>
+    <w:p>
+      <w:pPr>
+        <w:pStyle w:val="a6"/>
+        <w:spacing w:before="0" w:beforeAutospacing="0" w:after="0" w:afterAutospacing="0" w:line="360" w:lineRule="auto"/>
+        <w:ind w:firstLine="851"/>
+        <w:jc w:val="both"/>
+        <w:rPr>
+          <w:sz w:val="28"/>
+          <w:szCs w:val="28"/>
+        </w:rPr>
+      </w:pPr>
+      <w:r>
+        <w:rPr>
+          <w:sz w:val="28"/>
+          <w:szCs w:val="28"/>
+        </w:rPr>
+        <w:t xml:space="preserve">Серед переваг </w:t>
+      </w:r>
+      <w:proofErr w:type="spellStart"/>
+      <w:r>
+        <w:rPr>
+          <w:sz w:val="28"/>
+          <w:szCs w:val="28"/>
+        </w:rPr>
+        <w:t>Duolingo</w:t>
+      </w:r>
+      <w:proofErr w:type="spellEnd"/>
+      <w:r>
+        <w:rPr>
+          <w:sz w:val="28"/>
+          <w:szCs w:val="28"/>
+        </w:rPr>
+        <w:t xml:space="preserve"> можна відзначити простоту використання, привабливий дизайн інтерфейсу та ефективну систему мотивації користувача. Проте недоліками є обмежена глибина навчання складних тем та недостатня орієнтація на практичне програмування.</w:t>
+      </w:r>
+    </w:p>
+    <w:p>
+      <w:pPr>
+        <w:pStyle w:val="a6"/>
+        <w:spacing w:before="0" w:beforeAutospacing="0" w:after="0" w:afterAutospacing="0" w:line="360" w:lineRule="auto"/>
+        <w:ind w:firstLine="851"/>
+        <w:jc w:val="both"/>
+        <w:rPr>
+          <w:sz w:val="28"/>
+          <w:szCs w:val="28"/>
+        </w:rPr>
+      </w:pPr>
+      <w:r>
+        <w:rPr>
+          <w:sz w:val="28"/>
+          <w:szCs w:val="28"/>
+        </w:rPr>
+        <w:t xml:space="preserve">Враховуючи переваги та недоліки існуючих рішень, для розробки </w:t>
+      </w:r>
+      <w:proofErr w:type="spellStart"/>
+      <w:r>
+        <w:rPr>
+          <w:sz w:val="28"/>
+          <w:szCs w:val="28"/>
+        </w:rPr>
+        <w:t>CodeLingo</w:t>
+      </w:r>
+      <w:proofErr w:type="spellEnd"/>
+      <w:r>
+        <w:rPr>
+          <w:sz w:val="28"/>
+          <w:szCs w:val="28"/>
+        </w:rPr>
+        <w:t xml:space="preserve"> прийнято рішення створити зручний, інтуїтивно зрозумілий інтерфейс, надати широкий функціонал без необхідності платної підписки, а також реалізувати систему детального аналізу помилок і статистики навчання.</w:t>
+      </w:r>
+    </w:p>
+    <w:p>
+      <w:pPr>
+        <w:pStyle w:val="a6"/>
+        <w:spacing w:before="0" w:beforeAutospacing="0" w:after="0" w:afterAutospacing="0" w:line="360" w:lineRule="auto"/>
+        <w:ind w:firstLine="851"/>
+        <w:jc w:val="both"/>
+        <w:rPr>
+          <w:sz w:val="28"/>
+          <w:szCs w:val="28"/>
+        </w:rPr>
+      </w:pPr>
+      <w:r>
+        <w:rPr>
+          <w:sz w:val="28"/>
+          <w:szCs w:val="28"/>
+        </w:rPr>
+        <w:t xml:space="preserve">Отже, проаналізувавши подібні платформи, можна зробити висновок, що у сфері онлайн-навчання існує попит на інтерактивні, доступні та зрозумілі сервіси з елементами </w:t>
+      </w:r>
+      <w:proofErr w:type="spellStart"/>
+      <w:r>
+        <w:rPr>
+          <w:sz w:val="28"/>
+          <w:szCs w:val="28"/>
+        </w:rPr>
+        <w:t>гейміфікації</w:t>
+      </w:r>
+      <w:proofErr w:type="spellEnd"/>
+      <w:r>
+        <w:rPr>
+          <w:sz w:val="28"/>
+          <w:szCs w:val="28"/>
+        </w:rPr>
+        <w:t xml:space="preserve">. Більшість аналогів або мають обмежений </w:t>
+      </w:r>
+      <w:r>
+        <w:rPr>
+          <w:sz w:val="28"/>
+          <w:szCs w:val="28"/>
+        </w:rPr>
+        <w:lastRenderedPageBreak/>
+        <w:t xml:space="preserve">функціонал без підписки, або не забезпечують достатнього рівня практичного навчання. Тому створення нової платформи, яка поєднує доступність, ефективність і </w:t>
+      </w:r>
+      <w:proofErr w:type="spellStart"/>
+      <w:r>
+        <w:rPr>
+          <w:sz w:val="28"/>
+          <w:szCs w:val="28"/>
+        </w:rPr>
+        <w:t>гейміфікацію</w:t>
+      </w:r>
+      <w:proofErr w:type="spellEnd"/>
+      <w:r>
+        <w:rPr>
+          <w:sz w:val="28"/>
+          <w:szCs w:val="28"/>
+        </w:rPr>
+        <w:t>, є доцільним.</w:t>
+      </w:r>
+    </w:p>
+    <w:p>
+      <w:pPr>
+        <w:pStyle w:val="a6"/>
+        <w:spacing w:before="0" w:beforeAutospacing="0" w:after="0" w:afterAutospacing="0" w:line="360" w:lineRule="auto"/>
+        <w:ind w:firstLine="851"/>
+        <w:jc w:val="both"/>
+        <w:rPr>
+          <w:sz w:val="28"/>
+          <w:szCs w:val="28"/>
+        </w:rPr>
+      </w:pPr>
+      <w:r>
+        <w:rPr>
+          <w:sz w:val="28"/>
+          <w:szCs w:val="28"/>
+        </w:rPr>
+        <w:t xml:space="preserve">Розробка платформи </w:t>
+      </w:r>
+      <w:proofErr w:type="spellStart"/>
+      <w:r>
+        <w:rPr>
+          <w:sz w:val="28"/>
+          <w:szCs w:val="28"/>
+        </w:rPr>
+        <w:t>CodeLingo</w:t>
+      </w:r>
+      <w:proofErr w:type="spellEnd"/>
+      <w:r>
+        <w:rPr>
+          <w:sz w:val="28"/>
+          <w:szCs w:val="28"/>
+        </w:rPr>
+        <w:t xml:space="preserve"> планується як веб-застосунок, доступний через браузер на різних пристроях. Вибір веб-платформи обумовлений її універсальністю, доступністю без встановлення та можливістю використання з будь-якого пристрою.</w:t>
+      </w:r>
+    </w:p>
+    <w:p>
+      <w:pPr>
+        <w:pStyle w:val="a6"/>
+        <w:spacing w:before="0" w:beforeAutospacing="0" w:after="0" w:afterAutospacing="0" w:line="360" w:lineRule="auto"/>
+        <w:ind w:firstLine="851"/>
+        <w:jc w:val="both"/>
+        <w:rPr>
+          <w:sz w:val="28"/>
+          <w:szCs w:val="28"/>
+        </w:rPr>
+      </w:pPr>
+      <w:r>
+        <w:rPr>
+          <w:sz w:val="28"/>
+          <w:szCs w:val="28"/>
+        </w:rPr>
+        <w:t xml:space="preserve">Серед основних інструментів розробки веб-застосунків можна виділити різні середовища та технології. Для створення клієнтської частини використовуються HTML, CSS та </w:t>
+      </w:r>
+      <w:proofErr w:type="spellStart"/>
+      <w:r>
+        <w:rPr>
+          <w:sz w:val="28"/>
+          <w:szCs w:val="28"/>
+        </w:rPr>
+        <w:t>JavaScript</w:t>
+      </w:r>
+      <w:proofErr w:type="spellEnd"/>
+      <w:r>
+        <w:rPr>
+          <w:sz w:val="28"/>
+          <w:szCs w:val="28"/>
+        </w:rPr>
+        <w:t xml:space="preserve">, які забезпечують побудову інтерфейсу та взаємодію з користувачем. Для розробки зручно використовувати середовище </w:t>
+      </w:r>
+      <w:proofErr w:type="spellStart"/>
+      <w:r>
+        <w:rPr>
+          <w:sz w:val="28"/>
+          <w:szCs w:val="28"/>
+        </w:rPr>
+        <w:t>Visual</w:t>
+      </w:r>
+      <w:proofErr w:type="spellEnd"/>
+      <w:r>
+        <w:rPr>
+          <w:sz w:val="28"/>
+          <w:szCs w:val="28"/>
+        </w:rPr>
+        <w:t xml:space="preserve"> </w:t>
+      </w:r>
+      <w:proofErr w:type="spellStart"/>
+      <w:r>
+        <w:rPr>
+          <w:sz w:val="28"/>
+          <w:szCs w:val="28"/>
+        </w:rPr>
+        <w:t>Studio</w:t>
+      </w:r>
+      <w:proofErr w:type="spellEnd"/>
+      <w:r>
+        <w:rPr>
+          <w:sz w:val="28"/>
+          <w:szCs w:val="28"/>
+        </w:rPr>
+        <w:t xml:space="preserve"> </w:t>
+      </w:r>
+      <w:proofErr w:type="spellStart"/>
+      <w:r>
+        <w:rPr>
+          <w:sz w:val="28"/>
+          <w:szCs w:val="28"/>
+        </w:rPr>
+        <w:t>Code</w:t>
+      </w:r>
+      <w:proofErr w:type="spellEnd"/>
+      <w:r>
+        <w:rPr>
+          <w:sz w:val="28"/>
+          <w:szCs w:val="28"/>
+        </w:rPr>
+        <w:t>, яке має широкий набір інструментів, розширень і підтримку сучасних веб-технологій.</w:t>
+      </w:r>
+    </w:p>
+    <w:p>
+      <w:pPr>
+        <w:pStyle w:val="a6"/>
+        <w:spacing w:before="0" w:beforeAutospacing="0" w:after="0" w:afterAutospacing="0" w:line="360" w:lineRule="auto"/>
+        <w:ind w:firstLine="851"/>
+        <w:jc w:val="both"/>
+        <w:rPr>
+          <w:sz w:val="28"/>
+          <w:szCs w:val="28"/>
+        </w:rPr>
+      </w:pPr>
+      <w:r>
+        <w:rPr>
+          <w:sz w:val="28"/>
+          <w:szCs w:val="28"/>
+        </w:rPr>
+        <w:t xml:space="preserve">Після вибору середовища розробки визначено основні технології реалізації. HTML використовується для створення структури сторінок, CSS — для оформлення інтерфейсу, а </w:t>
+      </w:r>
+      <w:proofErr w:type="spellStart"/>
+      <w:r>
+        <w:rPr>
+          <w:sz w:val="28"/>
+          <w:szCs w:val="28"/>
+        </w:rPr>
+        <w:t>JavaScript</w:t>
+      </w:r>
+      <w:proofErr w:type="spellEnd"/>
+      <w:r>
+        <w:rPr>
+          <w:sz w:val="28"/>
+          <w:szCs w:val="28"/>
+        </w:rPr>
+        <w:t xml:space="preserve"> — для реалізації логіки роботи платформи та взаємодії з користувачем.</w:t>
+      </w:r>
+    </w:p>
+    <w:p>
+      <w:pPr>
+        <w:pStyle w:val="a6"/>
+        <w:spacing w:before="0" w:beforeAutospacing="0" w:after="0" w:afterAutospacing="0" w:line="360" w:lineRule="auto"/>
+        <w:ind w:firstLine="851"/>
+        <w:jc w:val="both"/>
+        <w:rPr>
+          <w:sz w:val="28"/>
+          <w:szCs w:val="28"/>
+        </w:rPr>
+      </w:pPr>
+      <w:r>
+        <w:rPr>
+          <w:sz w:val="28"/>
+          <w:szCs w:val="28"/>
+        </w:rPr>
+        <w:t>Для зручного відображення інформації використовуються сучасні підходи до розробки інтерфейсу, що забезпечують адаптивність під різні розміри екранів, плавну взаємодію та приємний користувацький досвід. Це дозволяє створити сучасний і зрозумілий дизайн платформи.</w:t>
+      </w:r>
+    </w:p>
+    <w:p>
+      <w:pPr>
+        <w:pStyle w:val="a6"/>
+        <w:spacing w:before="0" w:beforeAutospacing="0" w:after="0" w:afterAutospacing="0" w:line="360" w:lineRule="auto"/>
+        <w:ind w:firstLine="851"/>
+        <w:jc w:val="both"/>
+        <w:rPr>
+          <w:sz w:val="28"/>
+          <w:szCs w:val="28"/>
+        </w:rPr>
+      </w:pPr>
+      <w:r>
+        <w:rPr>
+          <w:sz w:val="28"/>
+          <w:szCs w:val="28"/>
+        </w:rPr>
+        <w:t>Інформація, необхідна для роботи системи, зберігається у базі даних. Серед можливих варіантів розглядалися локальне зберігання (</w:t>
+      </w:r>
+      <w:proofErr w:type="spellStart"/>
+      <w:r>
+        <w:rPr>
+          <w:sz w:val="28"/>
+          <w:szCs w:val="28"/>
+        </w:rPr>
+        <w:t>LocalStorage</w:t>
+      </w:r>
+      <w:proofErr w:type="spellEnd"/>
+      <w:r>
+        <w:rPr>
+          <w:sz w:val="28"/>
+          <w:szCs w:val="28"/>
+        </w:rPr>
+        <w:t>), реляційні бази даних (</w:t>
+      </w:r>
+      <w:proofErr w:type="spellStart"/>
+      <w:r>
+        <w:rPr>
+          <w:sz w:val="28"/>
+          <w:szCs w:val="28"/>
+        </w:rPr>
+        <w:t>MySQL</w:t>
+      </w:r>
+      <w:proofErr w:type="spellEnd"/>
+      <w:r>
+        <w:rPr>
+          <w:sz w:val="28"/>
+          <w:szCs w:val="28"/>
+        </w:rPr>
+        <w:t>) та хмарні рішення (</w:t>
+      </w:r>
+      <w:proofErr w:type="spellStart"/>
+      <w:r>
+        <w:rPr>
+          <w:sz w:val="28"/>
+          <w:szCs w:val="28"/>
+        </w:rPr>
+        <w:t>Firebase</w:t>
+      </w:r>
+      <w:proofErr w:type="spellEnd"/>
+      <w:r>
+        <w:rPr>
+          <w:sz w:val="28"/>
+          <w:szCs w:val="28"/>
+        </w:rPr>
+        <w:t xml:space="preserve">). </w:t>
+      </w:r>
+      <w:proofErr w:type="spellStart"/>
+      <w:r>
+        <w:rPr>
+          <w:sz w:val="28"/>
+          <w:szCs w:val="28"/>
+        </w:rPr>
+        <w:t>LocalStorage</w:t>
+      </w:r>
+      <w:proofErr w:type="spellEnd"/>
+      <w:r>
+        <w:rPr>
+          <w:sz w:val="28"/>
+          <w:szCs w:val="28"/>
+        </w:rPr>
+        <w:t xml:space="preserve"> є простим варіантом, але має обмеження щодо обсягу та безпеки. </w:t>
+      </w:r>
+      <w:proofErr w:type="spellStart"/>
+      <w:r>
+        <w:rPr>
+          <w:sz w:val="28"/>
+          <w:szCs w:val="28"/>
+        </w:rPr>
+        <w:t>MySQL</w:t>
+      </w:r>
+      <w:proofErr w:type="spellEnd"/>
+      <w:r>
+        <w:rPr>
+          <w:sz w:val="28"/>
+          <w:szCs w:val="28"/>
+        </w:rPr>
+        <w:t xml:space="preserve"> забезпечує надійне зберігання даних, але потребує налаштування серверної частини. </w:t>
+      </w:r>
+      <w:proofErr w:type="spellStart"/>
+      <w:r>
+        <w:rPr>
+          <w:sz w:val="28"/>
+          <w:szCs w:val="28"/>
+        </w:rPr>
+        <w:t>Firebase</w:t>
+      </w:r>
+      <w:proofErr w:type="spellEnd"/>
+      <w:r>
+        <w:rPr>
+          <w:sz w:val="28"/>
+          <w:szCs w:val="28"/>
+        </w:rPr>
+        <w:t xml:space="preserve"> надає можливість хмарного зберігання, синхронізації даних та просту інтеграцію з веб-застосунками. З огляду на потребу у зручній роботі з даними та масштабованості, обрано </w:t>
+      </w:r>
+      <w:proofErr w:type="spellStart"/>
+      <w:r>
+        <w:rPr>
+          <w:sz w:val="28"/>
+          <w:szCs w:val="28"/>
+        </w:rPr>
+        <w:t>Firebase</w:t>
+      </w:r>
+      <w:proofErr w:type="spellEnd"/>
+      <w:r>
+        <w:rPr>
+          <w:sz w:val="28"/>
+          <w:szCs w:val="28"/>
+        </w:rPr>
+        <w:t>.</w:t>
+      </w:r>
+    </w:p>
+    <w:p>
+      <w:pPr>
+        <w:pStyle w:val="a6"/>
+        <w:spacing w:before="0" w:beforeAutospacing="0" w:after="0" w:afterAutospacing="0" w:line="360" w:lineRule="auto"/>
+        <w:ind w:firstLine="851"/>
+        <w:jc w:val="both"/>
+        <w:rPr>
+          <w:sz w:val="28"/>
+          <w:szCs w:val="28"/>
+        </w:rPr>
+      </w:pPr>
+      <w:r>
+        <w:rPr>
+          <w:sz w:val="28"/>
+          <w:szCs w:val="28"/>
+        </w:rPr>
+        <w:t xml:space="preserve">У цьому розділі проведено аналіз існуючих рішень і технологій, необхідних для розробки платформи </w:t>
+      </w:r>
+      <w:proofErr w:type="spellStart"/>
+      <w:r>
+        <w:rPr>
+          <w:sz w:val="28"/>
+          <w:szCs w:val="28"/>
+        </w:rPr>
+        <w:t>CodeLingo</w:t>
+      </w:r>
+      <w:proofErr w:type="spellEnd"/>
+      <w:r>
+        <w:rPr>
+          <w:sz w:val="28"/>
+          <w:szCs w:val="28"/>
+        </w:rPr>
+        <w:t xml:space="preserve">. Обґрунтовано вибір </w:t>
+      </w:r>
+      <w:r>
+        <w:rPr>
+          <w:sz w:val="28"/>
+          <w:szCs w:val="28"/>
+        </w:rPr>
+        <w:lastRenderedPageBreak/>
+        <w:t xml:space="preserve">інструментів розробки, технологій та бази даних відповідно до цілей і вимог </w:t>
+      </w:r>
+      <w:proofErr w:type="spellStart"/>
+      <w:r>
+        <w:rPr>
+          <w:sz w:val="28"/>
+          <w:szCs w:val="28"/>
+        </w:rPr>
+        <w:t>проєкту</w:t>
+      </w:r>
+      <w:proofErr w:type="spellEnd"/>
+      <w:r>
+        <w:rPr>
+          <w:sz w:val="28"/>
+          <w:szCs w:val="28"/>
+        </w:rPr>
+        <w:t>.</w:t>
+      </w:r>
+    </w:p>
+    <w:p>
+      <w:pPr>
+        <w:pStyle w:val="a6"/>
+        <w:spacing w:before="0" w:beforeAutospacing="0" w:after="0" w:afterAutospacing="0" w:line="360" w:lineRule="auto"/>
+        <w:ind w:firstLine="851"/>
+        <w:jc w:val="both"/>
+        <w:rPr>
+          <w:sz w:val="28"/>
+          <w:szCs w:val="28"/>
+        </w:rPr>
+      </w:pPr>
+      <w:r>
+        <w:rPr>
+          <w:sz w:val="28"/>
+          <w:szCs w:val="28"/>
+        </w:rPr>
+        <w:t>Висновок:</w:t>
+      </w:r>
+      <w:r>
+        <w:rPr>
+          <w:sz w:val="28"/>
+          <w:szCs w:val="28"/>
+        </w:rPr>
+        <w:br/>
+        <w:t xml:space="preserve">У цьому розділі обґрунтовано актуальність створення веб-платформи </w:t>
+      </w:r>
+      <w:proofErr w:type="spellStart"/>
+      <w:r>
+        <w:rPr>
+          <w:sz w:val="28"/>
+          <w:szCs w:val="28"/>
+        </w:rPr>
+        <w:t>CodeLingo</w:t>
+      </w:r>
+      <w:proofErr w:type="spellEnd"/>
+      <w:r>
+        <w:rPr>
+          <w:sz w:val="28"/>
+          <w:szCs w:val="28"/>
+        </w:rPr>
+        <w:t xml:space="preserve"> для вивчення мов програмування, визначено її основну мету – підвищення ефективності навчання за допомогою </w:t>
+      </w:r>
+      <w:proofErr w:type="spellStart"/>
+      <w:r>
+        <w:rPr>
+          <w:sz w:val="28"/>
+          <w:szCs w:val="28"/>
+        </w:rPr>
+        <w:t>гейміфікації</w:t>
+      </w:r>
+      <w:proofErr w:type="spellEnd"/>
+      <w:r>
+        <w:rPr>
+          <w:sz w:val="28"/>
+          <w:szCs w:val="28"/>
+        </w:rPr>
+        <w:t>. Сформульовано ключові завдання, включаючи керування профілем користувача, проходження курсів, виконання завдань та ведення статистики.</w:t>
+      </w:r>
+    </w:p>
+    <w:p>
+      <w:pPr>
+        <w:pStyle w:val="a6"/>
+        <w:spacing w:before="0" w:beforeAutospacing="0" w:after="0" w:afterAutospacing="0" w:line="360" w:lineRule="auto"/>
+        <w:ind w:firstLine="851"/>
+        <w:jc w:val="both"/>
+        <w:rPr>
+          <w:sz w:val="28"/>
+          <w:szCs w:val="28"/>
+        </w:rPr>
+      </w:pPr>
+      <w:r>
+        <w:rPr>
+          <w:sz w:val="28"/>
+          <w:szCs w:val="28"/>
+        </w:rPr>
+        <w:t xml:space="preserve">Розглянуто основні етапи розробки програмного забезпечення відповідно до каскадної моделі, яка передбачає послідовне проходження фаз аналізу, </w:t>
+      </w:r>
+      <w:proofErr w:type="spellStart"/>
+      <w:r>
+        <w:rPr>
+          <w:sz w:val="28"/>
+          <w:szCs w:val="28"/>
+        </w:rPr>
+        <w:t>проєктування</w:t>
+      </w:r>
+      <w:proofErr w:type="spellEnd"/>
+      <w:r>
+        <w:rPr>
+          <w:sz w:val="28"/>
+          <w:szCs w:val="28"/>
+        </w:rPr>
+        <w:t>, реалізації, тестування та супроводу.</w:t>
+      </w:r>
+    </w:p>
+    <w:p>
+      <w:pPr>
+        <w:pStyle w:val="a6"/>
+        <w:spacing w:before="0" w:beforeAutospacing="0" w:after="0" w:afterAutospacing="0" w:line="360" w:lineRule="auto"/>
+        <w:ind w:firstLine="851"/>
+        <w:jc w:val="both"/>
+        <w:rPr>
+          <w:sz w:val="28"/>
+          <w:szCs w:val="28"/>
+        </w:rPr>
+      </w:pPr>
+      <w:r>
+        <w:rPr>
+          <w:sz w:val="28"/>
+          <w:szCs w:val="28"/>
+        </w:rPr>
+        <w:t xml:space="preserve">У процесі підготовки було проведено аналіз існуючих платформ, що дозволило визначити їхні сильні та слабкі сторони і сформувати унікальну концепцію </w:t>
+      </w:r>
+      <w:proofErr w:type="spellStart"/>
+      <w:r>
+        <w:rPr>
+          <w:sz w:val="28"/>
+          <w:szCs w:val="28"/>
+        </w:rPr>
+        <w:t>CodeLingo</w:t>
+      </w:r>
+      <w:proofErr w:type="spellEnd"/>
+      <w:r>
+        <w:rPr>
+          <w:sz w:val="28"/>
+          <w:szCs w:val="28"/>
+        </w:rPr>
+        <w:t>.</w:t>
+      </w:r>
+    </w:p>
+    <w:p>
+      <w:pPr>
+        <w:pStyle w:val="a6"/>
+        <w:spacing w:before="0" w:beforeAutospacing="0" w:after="0" w:afterAutospacing="0" w:line="360" w:lineRule="auto"/>
+        <w:ind w:firstLine="851"/>
+        <w:jc w:val="both"/>
+        <w:rPr>
+          <w:sz w:val="28"/>
+          <w:szCs w:val="28"/>
+        </w:rPr>
+      </w:pPr>
+      <w:r>
+        <w:rPr>
+          <w:sz w:val="28"/>
+          <w:szCs w:val="28"/>
+        </w:rPr>
+        <w:t xml:space="preserve">З урахуванням вимог було обрано сучасні веб-технології (HTML, CSS, </w:t>
+      </w:r>
+      <w:proofErr w:type="spellStart"/>
+      <w:r>
+        <w:rPr>
+          <w:sz w:val="28"/>
+          <w:szCs w:val="28"/>
+        </w:rPr>
+        <w:t>JavaScript</w:t>
+      </w:r>
+      <w:proofErr w:type="spellEnd"/>
+      <w:r>
+        <w:rPr>
+          <w:sz w:val="28"/>
+          <w:szCs w:val="28"/>
+        </w:rPr>
+        <w:t xml:space="preserve">) як основу реалізації, середовище </w:t>
+      </w:r>
+      <w:proofErr w:type="spellStart"/>
+      <w:r>
+        <w:rPr>
+          <w:sz w:val="28"/>
+          <w:szCs w:val="28"/>
+        </w:rPr>
+        <w:t>Visual</w:t>
+      </w:r>
+      <w:proofErr w:type="spellEnd"/>
+      <w:r>
+        <w:rPr>
+          <w:sz w:val="28"/>
+          <w:szCs w:val="28"/>
+        </w:rPr>
+        <w:t xml:space="preserve"> </w:t>
+      </w:r>
+      <w:proofErr w:type="spellStart"/>
+      <w:r>
+        <w:rPr>
+          <w:sz w:val="28"/>
+          <w:szCs w:val="28"/>
+        </w:rPr>
+        <w:t>Studio</w:t>
+      </w:r>
+      <w:proofErr w:type="spellEnd"/>
+      <w:r>
+        <w:rPr>
+          <w:sz w:val="28"/>
+          <w:szCs w:val="28"/>
+        </w:rPr>
+        <w:t xml:space="preserve"> </w:t>
+      </w:r>
+      <w:proofErr w:type="spellStart"/>
+      <w:r>
+        <w:rPr>
+          <w:sz w:val="28"/>
+          <w:szCs w:val="28"/>
+        </w:rPr>
+        <w:t>Code</w:t>
+      </w:r>
+      <w:proofErr w:type="spellEnd"/>
+      <w:r>
+        <w:rPr>
+          <w:sz w:val="28"/>
+          <w:szCs w:val="28"/>
+        </w:rPr>
+        <w:t xml:space="preserve"> для розробки та </w:t>
+      </w:r>
+      <w:proofErr w:type="spellStart"/>
+      <w:r>
+        <w:rPr>
+          <w:sz w:val="28"/>
+          <w:szCs w:val="28"/>
+        </w:rPr>
+        <w:t>Firebase</w:t>
+      </w:r>
+      <w:proofErr w:type="spellEnd"/>
+      <w:r>
+        <w:rPr>
+          <w:sz w:val="28"/>
+          <w:szCs w:val="28"/>
+        </w:rPr>
+        <w:t xml:space="preserve"> як базу даних для збереження інформації.</w:t>
+      </w:r>
+    </w:p>
+    <w:p>
+      <w:pPr>
+        <w:pStyle w:val="a6"/>
+        <w:spacing w:before="0" w:beforeAutospacing="0" w:after="0" w:afterAutospacing="0" w:line="360" w:lineRule="auto"/>
+        <w:ind w:firstLine="851"/>
+        <w:jc w:val="both"/>
+        <w:rPr>
+          <w:sz w:val="28"/>
+          <w:szCs w:val="28"/>
+        </w:rPr>
+      </w:pPr>
+      <w:r>
+        <w:rPr>
+          <w:sz w:val="28"/>
+          <w:szCs w:val="28"/>
+        </w:rPr>
+        <w:t xml:space="preserve">Таким чином, перший розділ заклав концептуальну та технологічну основу для розробки </w:t>
+      </w:r>
+      <w:proofErr w:type="spellStart"/>
+      <w:r>
+        <w:rPr>
+          <w:sz w:val="28"/>
+          <w:szCs w:val="28"/>
+        </w:rPr>
+        <w:t>CodeLingo</w:t>
+      </w:r>
+      <w:proofErr w:type="spellEnd"/>
+      <w:r>
+        <w:rPr>
+          <w:sz w:val="28"/>
+          <w:szCs w:val="28"/>
+        </w:rPr>
+        <w:t>, визначивши його функціональність, структуру та інструменти реалізації. Обраний підхід дозволяє створити сучасний, зручний та ефективний продукт для вивчення програмування.</w:t>
+      </w:r>
+    </w:p>
+    <w:p>
+      <w:pPr>
+        <w:ind w:left="360"/>
+        <w:rPr>
+          <w:rFonts w:ascii="Times New Roman" w:hAnsi="Times New Roman" w:cs="Times New Roman"/>
+          <w:b/>
+          <w:bCs/>
+          <w:sz w:val="28"/>
+          <w:szCs w:val="28"/>
+        </w:rPr>
+      </w:pPr>
+    </w:p>
+    <w:p>
+      <w:pPr>
+        <w:pStyle w:val="a4"/>
+        <w:numPr>
+          <w:ilvl w:val="0"/>
+          <w:numId w:val="2"/>
+        </w:numPr>
+        <w:rPr>
+          <w:rFonts w:ascii="Times New Roman" w:hAnsi="Times New Roman" w:cs="Times New Roman"/>
+          <w:b/>
+          <w:bCs/>
+          <w:sz w:val="32"/>
+          <w:szCs w:val="32"/>
+        </w:rPr>
+      </w:pPr>
+      <w:r>
+        <w:rPr>
+          <w:rFonts w:ascii="Times New Roman" w:hAnsi="Times New Roman" w:cs="Times New Roman"/>
+          <w:b/>
+          <w:bCs/>
+          <w:sz w:val="32"/>
+          <w:szCs w:val="32"/>
+        </w:rPr>
+        <w:t>РОЗРОБКА ТЕХНІЧНОГО ТА РОБОЧОГО ПРОЄКТУ</w:t>
+      </w:r>
+    </w:p>
+    <w:p>
+      <w:pPr>
+        <w:pStyle w:val="a4"/>
+        <w:numPr>
+          <w:ilvl w:val="1"/>
+          <w:numId w:val="2"/>
+        </w:numPr>
+        <w:rPr>
+          <w:rFonts w:ascii="Times New Roman" w:hAnsi="Times New Roman" w:cs="Times New Roman"/>
+          <w:b/>
+          <w:bCs/>
+          <w:sz w:val="28"/>
+          <w:szCs w:val="28"/>
+        </w:rPr>
+      </w:pPr>
+      <w:r>
+        <w:rPr>
+          <w:rFonts w:ascii="Times New Roman" w:hAnsi="Times New Roman" w:cs="Times New Roman"/>
+          <w:b/>
+          <w:bCs/>
+          <w:sz w:val="28"/>
+          <w:szCs w:val="28"/>
+        </w:rPr>
+        <w:t xml:space="preserve"> </w:t>
+      </w:r>
+      <w:r>
+        <w:rPr>
+          <w:rFonts w:ascii="Times New Roman" w:hAnsi="Times New Roman" w:cs="Times New Roman"/>
+          <w:b/>
+          <w:bCs/>
+          <w:sz w:val="28"/>
+          <w:szCs w:val="28"/>
+        </w:rPr>
+        <w:t>Опис та обґрунтування вибору структури та методу організації вихідних та вхідних даних</w:t>
+      </w:r>
+    </w:p>
+    <w:p>
+      <w:pPr>
+        <w:pStyle w:val="a4"/>
+        <w:numPr>
+          <w:ilvl w:val="1"/>
+          <w:numId w:val="2"/>
+        </w:numPr>
+        <w:rPr>
+          <w:rFonts w:ascii="Times New Roman" w:hAnsi="Times New Roman" w:cs="Times New Roman"/>
+          <w:b/>
+          <w:bCs/>
+          <w:sz w:val="28"/>
+          <w:szCs w:val="28"/>
+        </w:rPr>
+      </w:pPr>
+      <w:r>
+        <w:rPr>
+          <w:rFonts w:ascii="Times New Roman" w:hAnsi="Times New Roman" w:cs="Times New Roman"/>
+          <w:b/>
+          <w:bCs/>
+          <w:sz w:val="28"/>
+          <w:szCs w:val="28"/>
+        </w:rPr>
+        <w:t xml:space="preserve"> </w:t>
+      </w:r>
+      <w:r>
+        <w:rPr>
+          <w:rFonts w:ascii="Times New Roman" w:hAnsi="Times New Roman" w:cs="Times New Roman"/>
+          <w:b/>
+          <w:bCs/>
+          <w:sz w:val="28"/>
+          <w:szCs w:val="28"/>
+        </w:rPr>
+        <w:t xml:space="preserve">Розробка структурної схеми </w:t>
+      </w:r>
+      <w:proofErr w:type="spellStart"/>
+      <w:r>
+        <w:rPr>
+          <w:rFonts w:ascii="Times New Roman" w:hAnsi="Times New Roman" w:cs="Times New Roman"/>
+          <w:b/>
+          <w:bCs/>
+          <w:sz w:val="28"/>
+          <w:szCs w:val="28"/>
+        </w:rPr>
+        <w:t>проєкту</w:t>
+      </w:r>
+      <w:proofErr w:type="spellEnd"/>
+      <w:r>
+        <w:rPr>
+          <w:rFonts w:ascii="Times New Roman" w:hAnsi="Times New Roman" w:cs="Times New Roman"/>
+          <w:b/>
+          <w:bCs/>
+          <w:sz w:val="28"/>
+          <w:szCs w:val="28"/>
+        </w:rPr>
+        <w:t xml:space="preserve"> та об’єктної моделі задачі на основі UML діаграми</w:t>
+      </w:r>
+    </w:p>
+    <w:p>
+      <w:pPr>
+        <w:pStyle w:val="a4"/>
+        <w:numPr>
+          <w:ilvl w:val="1"/>
+          <w:numId w:val="2"/>
+        </w:numPr>
+        <w:rPr>
+          <w:rFonts w:ascii="Times New Roman" w:hAnsi="Times New Roman" w:cs="Times New Roman"/>
+          <w:b/>
+          <w:bCs/>
+          <w:sz w:val="28"/>
+          <w:szCs w:val="28"/>
+        </w:rPr>
+      </w:pPr>
+      <w:r>
+        <w:rPr>
+          <w:rFonts w:ascii="Times New Roman" w:hAnsi="Times New Roman" w:cs="Times New Roman"/>
+          <w:b/>
+          <w:bCs/>
+          <w:sz w:val="28"/>
+          <w:szCs w:val="28"/>
+        </w:rPr>
+        <w:t xml:space="preserve"> </w:t>
+      </w:r>
+      <w:r>
+        <w:rPr>
+          <w:rFonts w:ascii="Times New Roman" w:hAnsi="Times New Roman" w:cs="Times New Roman"/>
+          <w:b/>
+          <w:bCs/>
+          <w:sz w:val="28"/>
+          <w:szCs w:val="28"/>
+        </w:rPr>
+        <w:t>Розробка та опис програмної реалізації та тестування задачі</w:t>
+      </w:r>
+    </w:p>
+    <w:p>
+      <w:pPr>
+        <w:pStyle w:val="a4"/>
+        <w:numPr>
+          <w:ilvl w:val="0"/>
+          <w:numId w:val="2"/>
+        </w:numPr>
+        <w:rPr>
+          <w:rFonts w:ascii="Times New Roman" w:hAnsi="Times New Roman" w:cs="Times New Roman"/>
+          <w:b/>
+          <w:bCs/>
+          <w:sz w:val="32"/>
+          <w:szCs w:val="32"/>
+        </w:rPr>
+      </w:pPr>
+      <w:r>
+        <w:rPr>
+          <w:rFonts w:ascii="Times New Roman" w:hAnsi="Times New Roman" w:cs="Times New Roman"/>
+          <w:b/>
+          <w:bCs/>
+          <w:sz w:val="32"/>
+          <w:szCs w:val="32"/>
+        </w:rPr>
+        <w:t>СПЕЦІАЛЬНИЙ РОЗДІЛ</w:t>
+      </w:r>
+    </w:p>
+    <w:p>
+      <w:pPr>
+        <w:pStyle w:val="a4"/>
+        <w:numPr>
+          <w:ilvl w:val="1"/>
+          <w:numId w:val="2"/>
+        </w:numPr>
+        <w:rPr>
+          <w:rFonts w:ascii="Times New Roman" w:hAnsi="Times New Roman" w:cs="Times New Roman"/>
+          <w:b/>
+          <w:bCs/>
+          <w:sz w:val="28"/>
+          <w:szCs w:val="28"/>
+        </w:rPr>
+      </w:pPr>
+      <w:r>
+        <w:rPr>
+          <w:rFonts w:ascii="Times New Roman" w:hAnsi="Times New Roman" w:cs="Times New Roman"/>
+          <w:b/>
+          <w:bCs/>
+          <w:sz w:val="28"/>
+          <w:szCs w:val="28"/>
+        </w:rPr>
+        <w:t xml:space="preserve"> </w:t>
+      </w:r>
+      <w:r>
+        <w:rPr>
+          <w:rFonts w:ascii="Times New Roman" w:hAnsi="Times New Roman" w:cs="Times New Roman"/>
+          <w:b/>
+          <w:bCs/>
+          <w:sz w:val="28"/>
+          <w:szCs w:val="28"/>
+        </w:rPr>
+        <w:t>Інструкція з інсталяції розробленого проекту</w:t>
+      </w:r>
+    </w:p>
+    <w:p>
+      <w:pPr>
+        <w:pStyle w:val="a4"/>
+        <w:numPr>
+          <w:ilvl w:val="1"/>
+          <w:numId w:val="2"/>
+        </w:numPr>
+        <w:spacing w:after="0"/>
+        <w:rPr>
+          <w:rFonts w:ascii="Times New Roman" w:hAnsi="Times New Roman" w:cs="Times New Roman"/>
+          <w:b/>
+          <w:bCs/>
+          <w:sz w:val="28"/>
+          <w:szCs w:val="28"/>
+        </w:rPr>
+      </w:pPr>
+      <w:r>
+        <w:rPr>
+          <w:rFonts w:ascii="Times New Roman" w:hAnsi="Times New Roman" w:cs="Times New Roman"/>
+          <w:b/>
+          <w:bCs/>
+          <w:sz w:val="28"/>
+          <w:szCs w:val="28"/>
+        </w:rPr>
+        <w:t xml:space="preserve"> </w:t>
+      </w:r>
+      <w:r>
+        <w:rPr>
+          <w:rFonts w:ascii="Times New Roman" w:hAnsi="Times New Roman" w:cs="Times New Roman"/>
+          <w:b/>
+          <w:bCs/>
+          <w:sz w:val="28"/>
+          <w:szCs w:val="28"/>
+        </w:rPr>
+        <w:t>Інструкція з експлуатації проекту</w:t>
+      </w:r>
+    </w:p>
+    <w:p>
+      <w:pPr>
+        <w:spacing w:after="0"/>
+        <w:rPr>
+          <w:rFonts w:ascii="Times New Roman" w:hAnsi="Times New Roman" w:cs="Times New Roman"/>
+          <w:b/>
+          <w:bCs/>
+          <w:sz w:val="32"/>
+          <w:szCs w:val="32"/>
+        </w:rPr>
+      </w:pPr>
+      <w:r>
+        <w:rPr>
+          <w:rFonts w:ascii="Times New Roman" w:hAnsi="Times New Roman" w:cs="Times New Roman"/>
+          <w:b/>
+          <w:bCs/>
+          <w:sz w:val="32"/>
+          <w:szCs w:val="32"/>
+        </w:rPr>
+        <w:t>ВИСНОВКИ</w:t>
+      </w:r>
+    </w:p>
+    <w:p>
+      <w:pPr>
+        <w:spacing w:after="0"/>
+        <w:rPr>
+          <w:rFonts w:ascii="Times New Roman" w:hAnsi="Times New Roman" w:cs="Times New Roman"/>
+          <w:b/>
+          <w:bCs/>
+          <w:sz w:val="32"/>
+          <w:szCs w:val="32"/>
+        </w:rPr>
+      </w:pPr>
+      <w:r>
+        <w:rPr>
+          <w:rFonts w:ascii="Times New Roman" w:hAnsi="Times New Roman" w:cs="Times New Roman"/>
+          <w:b/>
+          <w:bCs/>
+          <w:sz w:val="32"/>
+          <w:szCs w:val="32"/>
+        </w:rPr>
+        <w:t>СПИСОК ВИКОРИСАНИХ ДЖЕРЕЛ</w:t>
+      </w:r>
+    </w:p>
+    <w:p>
+      <w:pPr>
+        <w:spacing w:after="0"/>
+        <w:rPr>
+          <w:rFonts w:ascii="Times New Roman" w:hAnsi="Times New Roman" w:cs="Times New Roman"/>
+          <w:b/>
+          <w:bCs/>
+          <w:sz w:val="32"/>
+          <w:szCs w:val="32"/>
+        </w:rPr>
+      </w:pPr>
+      <w:r>
+        <w:rPr>
+          <w:rFonts w:ascii="Times New Roman" w:hAnsi="Times New Roman" w:cs="Times New Roman"/>
+          <w:b/>
+          <w:bCs/>
+          <w:sz w:val="32"/>
+          <w:szCs w:val="32"/>
+        </w:rPr>
+        <w:t>ДОДАТКИ</w:t>
+      </w:r>
     </w:p>
     <w:sectPr>
       <w:pgSz w:w="11906" w:h="16838"/>
@@ -5824,6 +8380,249 @@
     </w:sectPr>
   </w:body>
 </w:document>
+</file>
+
+<file path=word/numbering.xml><?xml version="1.0" encoding="utf-8"?>
+<w:numbering xmlns:wpc="http://schemas.microsoft.com/office/word/2010/wordprocessingCanvas" xmlns:cx="http://schemas.microsoft.com/office/drawing/2014/chartex" xmlns:cx1="http://schemas.microsoft.com/office/drawing/2015/9/8/chartex" xmlns:cx2="http://schemas.microsoft.com/office/drawing/2015/10/21/chartex" xmlns:cx3="http://schemas.microsoft.com/office/drawing/2016/5/9/chartex" xmlns:cx4="http://schemas.microsoft.com/office/drawing/2016/5/10/chartex" xmlns:cx5="http://schemas.microsoft.com/office/drawing/2016/5/11/chartex" xmlns:cx6="http://schemas.microsoft.com/office/drawing/2016/5/12/chartex" xmlns:cx7="http://schemas.microsoft.com/office/drawing/2016/5/13/chartex" xmlns:cx8="http://schemas.microsoft.com/office/drawing/2016/5/14/chartex" xmlns:mc="http://schemas.openxmlformats.org/markup-compatibility/2006" xmlns:aink="http://schemas.microsoft.com/office/drawing/2016/ink" xmlns:am3d="http://schemas.microsoft.com/office/drawing/2017/model3d" xmlns:o="urn:schemas-microsoft-com:office:office" xmlns:r="http://schemas.openxmlformats.org/officeDocument/2006/relationships" xmlns:m="http://schemas.openxmlformats.org/officeDocument/2006/math" xmlns:v="urn:schemas-microsoft-com:vml" xmlns:wp14="http://schemas.microsoft.com/office/word/2010/wordprocessingDrawing" xmlns:wp="http://schemas.openxmlformats.org/drawingml/2006/wordprocessingDrawing" xmlns:w10="urn:schemas-microsoft-com:office:word" xmlns:w="http://schemas.openxmlformats.org/wordprocessingml/2006/main" xmlns:w14="http://schemas.microsoft.com/office/word/2010/wordml" xmlns:w15="http://schemas.microsoft.com/office/word/2012/wordml" xmlns:w16cex="http://schemas.microsoft.com/office/word/2018/wordml/cex" xmlns:w16cid="http://schemas.microsoft.com/office/word/2016/wordml/cid" xmlns:w16="http://schemas.microsoft.com/office/word/2018/wordml" xmlns:w16sdtdh="http://schemas.microsoft.com/office/word/2020/wordml/sdtdatahash" xmlns:w16se="http://schemas.microsoft.com/office/word/2015/wordml/symex" xmlns:wpg="http://schemas.microsoft.com/office/word/2010/wordprocessingGroup" xmlns:wpi="http://schemas.microsoft.com/office/word/2010/wordprocessingInk" xmlns:wne="http://schemas.microsoft.com/office/word/2006/wordml" xmlns:wps="http://schemas.microsoft.com/office/word/2010/wordprocessingShape" mc:Ignorable="w14 w15 w16se w16cid w16 w16cex w16sdtdh wp14">
+  <w:abstractNum w:abstractNumId="0" w15:restartNumberingAfterBreak="0">
+    <w:nsid w:val="1DC71C64"/>
+    <w:multiLevelType w:val="multilevel"/>
+    <w:tmpl w:val="0A081808"/>
+    <w:lvl w:ilvl="0">
+      <w:start w:val="1"/>
+      <w:numFmt w:val="decimal"/>
+      <w:pStyle w:val="1"/>
+      <w:lvlText w:val="%1"/>
+      <w:lvlJc w:val="left"/>
+      <w:pPr>
+        <w:tabs>
+          <w:tab w:val="num" w:pos="672"/>
+        </w:tabs>
+        <w:ind w:left="672" w:hanging="360"/>
+      </w:pPr>
+      <w:rPr>
+        <w:rFonts w:ascii="Times New Roman" w:eastAsia="Times New Roman" w:hAnsi="Times New Roman" w:cs="Times New Roman" w:hint="default"/>
+      </w:rPr>
+    </w:lvl>
+    <w:lvl w:ilvl="1">
+      <w:start w:val="1"/>
+      <w:numFmt w:val="decimal"/>
+      <w:pStyle w:val="2"/>
+      <w:lvlText w:val="%1.%2"/>
+      <w:lvlJc w:val="left"/>
+      <w:pPr>
+        <w:tabs>
+          <w:tab w:val="num" w:pos="1104"/>
+        </w:tabs>
+        <w:ind w:left="1104" w:hanging="432"/>
+      </w:pPr>
+      <w:rPr>
+        <w:rFonts w:hint="default"/>
+        <w:b/>
+        <w:bCs w:val="0"/>
+        <w:i w:val="0"/>
+        <w:iCs w:val="0"/>
+      </w:rPr>
+    </w:lvl>
+    <w:lvl w:ilvl="2">
+      <w:start w:val="1"/>
+      <w:numFmt w:val="decimal"/>
+      <w:lvlText w:val="%1.%2.%3."/>
+      <w:lvlJc w:val="left"/>
+      <w:pPr>
+        <w:tabs>
+          <w:tab w:val="num" w:pos="1752"/>
+        </w:tabs>
+        <w:ind w:left="1536" w:hanging="504"/>
+      </w:pPr>
+      <w:rPr>
+        <w:rFonts w:hint="default"/>
+      </w:rPr>
+    </w:lvl>
+    <w:lvl w:ilvl="3">
+      <w:start w:val="1"/>
+      <w:numFmt w:val="decimal"/>
+      <w:lvlText w:val="%1.%2.%3.%4."/>
+      <w:lvlJc w:val="left"/>
+      <w:pPr>
+        <w:tabs>
+          <w:tab w:val="num" w:pos="2112"/>
+        </w:tabs>
+        <w:ind w:left="2040" w:hanging="648"/>
+      </w:pPr>
+      <w:rPr>
+        <w:rFonts w:hint="default"/>
+      </w:rPr>
+    </w:lvl>
+    <w:lvl w:ilvl="4">
+      <w:start w:val="1"/>
+      <w:numFmt w:val="decimal"/>
+      <w:lvlText w:val="%1.%2.%3.%4.%5."/>
+      <w:lvlJc w:val="left"/>
+      <w:pPr>
+        <w:tabs>
+          <w:tab w:val="num" w:pos="2832"/>
+        </w:tabs>
+        <w:ind w:left="2544" w:hanging="792"/>
+      </w:pPr>
+      <w:rPr>
+        <w:rFonts w:hint="default"/>
+      </w:rPr>
+    </w:lvl>
+    <w:lvl w:ilvl="5">
+      <w:start w:val="1"/>
+      <w:numFmt w:val="decimal"/>
+      <w:lvlText w:val="%1.%2.%3.%4.%5.%6."/>
+      <w:lvlJc w:val="left"/>
+      <w:pPr>
+        <w:tabs>
+          <w:tab w:val="num" w:pos="3192"/>
+        </w:tabs>
+        <w:ind w:left="3048" w:hanging="936"/>
+      </w:pPr>
+      <w:rPr>
+        <w:rFonts w:hint="default"/>
+      </w:rPr>
+    </w:lvl>
+    <w:lvl w:ilvl="6">
+      <w:start w:val="1"/>
+      <w:numFmt w:val="decimal"/>
+      <w:lvlText w:val="%1.%2.%3.%4.%5.%6.%7."/>
+      <w:lvlJc w:val="left"/>
+      <w:pPr>
+        <w:tabs>
+          <w:tab w:val="num" w:pos="3912"/>
+        </w:tabs>
+        <w:ind w:left="3552" w:hanging="1080"/>
+      </w:pPr>
+      <w:rPr>
+        <w:rFonts w:hint="default"/>
+      </w:rPr>
+    </w:lvl>
+    <w:lvl w:ilvl="7">
+      <w:start w:val="1"/>
+      <w:numFmt w:val="decimal"/>
+      <w:lvlText w:val="%1.%2.%3.%4.%5.%6.%7.%8."/>
+      <w:lvlJc w:val="left"/>
+      <w:pPr>
+        <w:tabs>
+          <w:tab w:val="num" w:pos="4272"/>
+        </w:tabs>
+        <w:ind w:left="4056" w:hanging="1224"/>
+      </w:pPr>
+      <w:rPr>
+        <w:rFonts w:hint="default"/>
+      </w:rPr>
+    </w:lvl>
+    <w:lvl w:ilvl="8">
+      <w:start w:val="1"/>
+      <w:numFmt w:val="decimal"/>
+      <w:lvlText w:val="%1.%2.%3.%4.%5.%6.%7.%8.%9."/>
+      <w:lvlJc w:val="left"/>
+      <w:pPr>
+        <w:tabs>
+          <w:tab w:val="num" w:pos="4992"/>
+        </w:tabs>
+        <w:ind w:left="4632" w:hanging="1440"/>
+      </w:pPr>
+      <w:rPr>
+        <w:rFonts w:hint="default"/>
+      </w:rPr>
+    </w:lvl>
+  </w:abstractNum>
+  <w:abstractNum w:abstractNumId="1" w15:restartNumberingAfterBreak="0">
+    <w:nsid w:val="28CF40E8"/>
+    <w:multiLevelType w:val="multilevel"/>
+    <w:tmpl w:val="0422001F"/>
+    <w:lvl w:ilvl="0">
+      <w:start w:val="1"/>
+      <w:numFmt w:val="decimal"/>
+      <w:lvlText w:val="%1."/>
+      <w:lvlJc w:val="left"/>
+      <w:pPr>
+        <w:ind w:left="360" w:hanging="360"/>
+      </w:pPr>
+    </w:lvl>
+    <w:lvl w:ilvl="1">
+      <w:start w:val="1"/>
+      <w:numFmt w:val="decimal"/>
+      <w:lvlText w:val="%1.%2."/>
+      <w:lvlJc w:val="left"/>
+      <w:pPr>
+        <w:ind w:left="792" w:hanging="432"/>
+      </w:pPr>
+    </w:lvl>
+    <w:lvl w:ilvl="2">
+      <w:start w:val="1"/>
+      <w:numFmt w:val="decimal"/>
+      <w:lvlText w:val="%1.%2.%3."/>
+      <w:lvlJc w:val="left"/>
+      <w:pPr>
+        <w:ind w:left="1224" w:hanging="504"/>
+      </w:pPr>
+    </w:lvl>
+    <w:lvl w:ilvl="3">
+      <w:start w:val="1"/>
+      <w:numFmt w:val="decimal"/>
+      <w:lvlText w:val="%1.%2.%3.%4."/>
+      <w:lvlJc w:val="left"/>
+      <w:pPr>
+        <w:ind w:left="1728" w:hanging="648"/>
+      </w:pPr>
+    </w:lvl>
+    <w:lvl w:ilvl="4">
+      <w:start w:val="1"/>
+      <w:numFmt w:val="decimal"/>
+      <w:lvlText w:val="%1.%2.%3.%4.%5."/>
+      <w:lvlJc w:val="left"/>
+      <w:pPr>
+        <w:ind w:left="2232" w:hanging="792"/>
+      </w:pPr>
+    </w:lvl>
+    <w:lvl w:ilvl="5">
+      <w:start w:val="1"/>
+      <w:numFmt w:val="decimal"/>
+      <w:lvlText w:val="%1.%2.%3.%4.%5.%6."/>
+      <w:lvlJc w:val="left"/>
+      <w:pPr>
+        <w:ind w:left="2736" w:hanging="936"/>
+      </w:pPr>
+    </w:lvl>
+    <w:lvl w:ilvl="6">
+      <w:start w:val="1"/>
+      <w:numFmt w:val="decimal"/>
+      <w:lvlText w:val="%1.%2.%3.%4.%5.%6.%7."/>
+      <w:lvlJc w:val="left"/>
+      <w:pPr>
+        <w:ind w:left="3240" w:hanging="1080"/>
+      </w:pPr>
+    </w:lvl>
+    <w:lvl w:ilvl="7">
+      <w:start w:val="1"/>
+      <w:numFmt w:val="decimal"/>
+      <w:lvlText w:val="%1.%2.%3.%4.%5.%6.%7.%8."/>
+      <w:lvlJc w:val="left"/>
+      <w:pPr>
+        <w:ind w:left="3744" w:hanging="1224"/>
+      </w:pPr>
+    </w:lvl>
+    <w:lvl w:ilvl="8">
+      <w:start w:val="1"/>
+      <w:numFmt w:val="decimal"/>
+      <w:lvlText w:val="%1.%2.%3.%4.%5.%6.%7.%8.%9."/>
+      <w:lvlJc w:val="left"/>
+      <w:pPr>
+        <w:ind w:left="4320" w:hanging="1440"/>
+      </w:pPr>
+    </w:lvl>
+  </w:abstractNum>
+  <w:num w:numId="1">
+    <w:abstractNumId w:val="0"/>
+  </w:num>
+  <w:num w:numId="2">
+    <w:abstractNumId w:val="1"/>
+  </w:num>
+</w:numbering>
 </file>
 
 <file path=word/styles.xml><?xml version="1.0" encoding="utf-8"?>
@@ -6230,6 +9029,50 @@
       <w14:ligatures w14:val="standardContextual"/>
     </w:rPr>
   </w:style>
+  <w:style w:type="paragraph" w:styleId="10">
+    <w:name w:val="heading 1"/>
+    <w:basedOn w:val="a"/>
+    <w:next w:val="a"/>
+    <w:link w:val="11"/>
+    <w:uiPriority w:val="9"/>
+    <w:qFormat/>
+    <w:rsid w:val="002E15EC"/>
+    <w:pPr>
+      <w:keepNext/>
+      <w:keepLines/>
+      <w:spacing w:before="240" w:after="0"/>
+      <w:outlineLvl w:val="0"/>
+    </w:pPr>
+    <w:rPr>
+      <w:rFonts w:asciiTheme="majorHAnsi" w:eastAsiaTheme="majorEastAsia" w:hAnsiTheme="majorHAnsi" w:cstheme="majorBidi"/>
+      <w:color w:val="2F5496" w:themeColor="accent1" w:themeShade="BF"/>
+      <w:sz w:val="32"/>
+      <w:szCs w:val="32"/>
+    </w:rPr>
+  </w:style>
+  <w:style w:type="paragraph" w:styleId="20">
+    <w:name w:val="heading 2"/>
+    <w:basedOn w:val="a"/>
+    <w:next w:val="a"/>
+    <w:link w:val="21"/>
+    <w:uiPriority w:val="9"/>
+    <w:semiHidden/>
+    <w:unhideWhenUsed/>
+    <w:qFormat/>
+    <w:rsid w:val="002E15EC"/>
+    <w:pPr>
+      <w:keepNext/>
+      <w:keepLines/>
+      <w:spacing w:before="40" w:after="0"/>
+      <w:outlineLvl w:val="1"/>
+    </w:pPr>
+    <w:rPr>
+      <w:rFonts w:asciiTheme="majorHAnsi" w:eastAsiaTheme="majorEastAsia" w:hAnsiTheme="majorHAnsi" w:cstheme="majorBidi"/>
+      <w:color w:val="2F5496" w:themeColor="accent1" w:themeShade="BF"/>
+      <w:sz w:val="26"/>
+      <w:szCs w:val="26"/>
+    </w:rPr>
+  </w:style>
   <w:style w:type="paragraph" w:styleId="4">
     <w:name w:val="heading 4"/>
     <w:basedOn w:val="a"/>
@@ -6350,7 +9193,6 @@
     <w:name w:val="Normal (Web)"/>
     <w:basedOn w:val="a"/>
     <w:uiPriority w:val="99"/>
-    <w:semiHidden/>
     <w:unhideWhenUsed/>
     <w:rsid w:val="00FF1A4B"/>
     <w:pPr>
@@ -6402,6 +9244,87 @@
     <w:rPr>
       <w:b/>
       <w:bCs/>
+    </w:rPr>
+  </w:style>
+  <w:style w:type="paragraph" w:customStyle="1" w:styleId="1">
+    <w:name w:val="КП_1"/>
+    <w:basedOn w:val="10"/>
+    <w:next w:val="a"/>
+    <w:rsid w:val="002E15EC"/>
+    <w:pPr>
+      <w:keepLines w:val="0"/>
+      <w:pageBreakBefore/>
+      <w:numPr>
+        <w:numId w:val="1"/>
+      </w:numPr>
+      <w:spacing w:before="0" w:after="360" w:line="240" w:lineRule="auto"/>
+      <w:jc w:val="both"/>
+    </w:pPr>
+    <w:rPr>
+      <w:rFonts w:ascii="Times New Roman" w:eastAsia="Times New Roman" w:hAnsi="Times New Roman" w:cs="Times New Roman"/>
+      <w:b/>
+      <w:color w:val="auto"/>
+      <w:kern w:val="0"/>
+      <w:szCs w:val="24"/>
+      <w:lang w:eastAsia="ru-RU"/>
+      <w14:ligatures w14:val="none"/>
+    </w:rPr>
+  </w:style>
+  <w:style w:type="paragraph" w:customStyle="1" w:styleId="2">
+    <w:name w:val="КП_2"/>
+    <w:basedOn w:val="20"/>
+    <w:next w:val="a"/>
+    <w:rsid w:val="002E15EC"/>
+    <w:pPr>
+      <w:numPr>
+        <w:ilvl w:val="1"/>
+        <w:numId w:val="1"/>
+      </w:numPr>
+      <w:spacing w:before="360" w:after="240" w:line="240" w:lineRule="auto"/>
+      <w:jc w:val="both"/>
+    </w:pPr>
+    <w:rPr>
+      <w:rFonts w:ascii="Times New Roman" w:eastAsia="Times New Roman" w:hAnsi="Times New Roman" w:cs="Arial"/>
+      <w:b/>
+      <w:bCs/>
+      <w:iCs/>
+      <w:color w:val="auto"/>
+      <w:kern w:val="0"/>
+      <w:sz w:val="28"/>
+      <w:szCs w:val="28"/>
+      <w:lang w:eastAsia="uk-UA"/>
+      <w14:ligatures w14:val="none"/>
+    </w:rPr>
+  </w:style>
+  <w:style w:type="character" w:customStyle="1" w:styleId="11">
+    <w:name w:val="Заголовок 1 Знак"/>
+    <w:basedOn w:val="a0"/>
+    <w:link w:val="10"/>
+    <w:uiPriority w:val="9"/>
+    <w:rsid w:val="002E15EC"/>
+    <w:rPr>
+      <w:rFonts w:asciiTheme="majorHAnsi" w:eastAsiaTheme="majorEastAsia" w:hAnsiTheme="majorHAnsi" w:cstheme="majorBidi"/>
+      <w:color w:val="2F5496" w:themeColor="accent1" w:themeShade="BF"/>
+      <w:kern w:val="2"/>
+      <w:sz w:val="32"/>
+      <w:szCs w:val="32"/>
+      <w14:ligatures w14:val="standardContextual"/>
+    </w:rPr>
+  </w:style>
+  <w:style w:type="character" w:customStyle="1" w:styleId="21">
+    <w:name w:val="Заголовок 2 Знак"/>
+    <w:basedOn w:val="a0"/>
+    <w:link w:val="20"/>
+    <w:uiPriority w:val="9"/>
+    <w:semiHidden/>
+    <w:rsid w:val="002E15EC"/>
+    <w:rPr>
+      <w:rFonts w:asciiTheme="majorHAnsi" w:eastAsiaTheme="majorEastAsia" w:hAnsiTheme="majorHAnsi" w:cstheme="majorBidi"/>
+      <w:color w:val="2F5496" w:themeColor="accent1" w:themeShade="BF"/>
+      <w:kern w:val="2"/>
+      <w:sz w:val="26"/>
+      <w:szCs w:val="26"/>
+      <w14:ligatures w14:val="standardContextual"/>
     </w:rPr>
   </w:style>
 </w:styles>
